--- a/public/Francisco_Porciel_CV_2026.docx
+++ b/public/Francisco_Porciel_CV_2026.docx
@@ -67,7 +67,7 @@
             <w:szCs w:val="20"/>
             <w:lang w:val="es-ES"/>
           </w:rPr>
-          <w:t>frannporciel@gmail.com</w:t>
+          <w:t>porcielfranciscoramon@gmail.com</w:t>
         </w:r>
       </w:hyperlink>
       <w:r>

--- a/public/Francisco_Porciel_CV_2026.docx
+++ b/public/Francisco_Porciel_CV_2026.docx
@@ -53,11 +53,11 @@
           <w:color w:val="222222"/>
           <w:sz w:val="19"/>
           <w:szCs w:val="19"/>
-          <w:lang w:val="es-ES"/>
+          <w:lang w:val="en-US"/>
         </w:rPr>
         <w:t xml:space="preserve">(+54) 9 2227 514961  ·  </w:t>
       </w:r>
-      <w:hyperlink r:id="Re79de9cca0c2415c">
+      <w:hyperlink r:id="R44d9442de4f94231">
         <w:r>
           <w:rPr>
             <w:rStyle w:val="Hyperlink"/>
@@ -65,7 +65,7 @@
             <w:color w:val="1A56DB"/>
             <w:sz w:val="20"/>
             <w:szCs w:val="20"/>
-            <w:lang w:val="es-ES"/>
+            <w:lang w:val="en-US"/>
           </w:rPr>
           <w:t>porcielfranciscoramon@gmail.com</w:t>
         </w:r>
@@ -76,11 +76,11 @@
           <w:color w:val="222222"/>
           <w:sz w:val="19"/>
           <w:szCs w:val="19"/>
-          <w:lang w:val="es-ES"/>
+          <w:lang w:val="en-US"/>
         </w:rPr>
         <w:t xml:space="preserve">  ·  Lobos, Buenos Aires, Argentina  ·  </w:t>
       </w:r>
-      <w:hyperlink r:id="Ra4e8971d43db4fa8">
+      <w:hyperlink r:id="R2d920b74473a4c31">
         <w:r>
           <w:rPr>
             <w:rStyle w:val="Hyperlink"/>
@@ -88,7 +88,7 @@
             <w:color w:val="1A56DB"/>
             <w:sz w:val="20"/>
             <w:szCs w:val="20"/>
-            <w:lang w:val="es-ES"/>
+            <w:lang w:val="en-US"/>
           </w:rPr>
           <w:t>LinkedIn</w:t>
         </w:r>
@@ -99,11 +99,11 @@
           <w:color w:val="222222"/>
           <w:sz w:val="19"/>
           <w:szCs w:val="19"/>
-          <w:lang w:val="es-ES"/>
+          <w:lang w:val="en-US"/>
         </w:rPr>
         <w:t xml:space="preserve">  ·  </w:t>
       </w:r>
-      <w:hyperlink r:id="R4d7fd1d91bd1482b">
+      <w:hyperlink r:id="Rec06c72b11ef4cba">
         <w:r>
           <w:rPr>
             <w:rStyle w:val="Hyperlink"/>
@@ -111,7 +111,7 @@
             <w:color w:val="1A56DB"/>
             <w:sz w:val="20"/>
             <w:szCs w:val="20"/>
-            <w:lang w:val="es-ES"/>
+            <w:lang w:val="en-US"/>
           </w:rPr>
           <w:t>GitHub</w:t>
         </w:r>
@@ -122,11 +122,11 @@
           <w:color w:val="222222"/>
           <w:sz w:val="19"/>
           <w:szCs w:val="19"/>
-          <w:lang w:val="es-ES"/>
+          <w:lang w:val="en-US"/>
         </w:rPr>
         <w:t xml:space="preserve">  ·  </w:t>
       </w:r>
-      <w:hyperlink r:id="Rd05563bccce84386">
+      <w:hyperlink r:id="R2641b11f840f4ce8">
         <w:r>
           <w:rPr>
             <w:rStyle w:val="Hyperlink"/>
@@ -134,7 +134,7 @@
             <w:color w:val="1A56DB"/>
             <w:sz w:val="20"/>
             <w:szCs w:val="20"/>
-            <w:lang w:val="es-ES"/>
+            <w:lang w:val="en-US"/>
           </w:rPr>
           <w:t>Portfolio</w:t>
         </w:r>
@@ -179,137 +179,137 @@
           <w:szCs w:val="20"/>
           <w:lang w:val="en-US"/>
         </w:rPr>
-        <w:t>Full Stack Developer working across the whole stack</w:t>
-      </w:r>
-      <w:r>
-        <w:rPr>
-          <w:rFonts w:ascii="Arial" w:hAnsi="Arial" w:eastAsia="Arial" w:cs="Arial"/>
-          <w:color w:val="222222"/>
-          <w:sz w:val="20"/>
-          <w:szCs w:val="20"/>
-          <w:lang w:val="en-US"/>
-        </w:rPr>
-        <w:t>,</w:t>
-      </w:r>
-      <w:r>
-        <w:rPr>
-          <w:rFonts w:ascii="Arial" w:hAnsi="Arial" w:eastAsia="Arial" w:cs="Arial"/>
-          <w:color w:val="222222"/>
-          <w:sz w:val="20"/>
-          <w:szCs w:val="20"/>
-          <w:lang w:val="en-US"/>
-        </w:rPr>
-        <w:t xml:space="preserve"> TypeScript, React, </w:t>
-      </w:r>
-      <w:r>
-        <w:rPr>
-          <w:rFonts w:ascii="Arial" w:hAnsi="Arial" w:eastAsia="Arial" w:cs="Arial"/>
-          <w:color w:val="222222"/>
-          <w:sz w:val="20"/>
-          <w:szCs w:val="20"/>
-          <w:lang w:val="en-US"/>
-        </w:rPr>
-        <w:t>NestJS</w:t>
-      </w:r>
-      <w:r>
-        <w:rPr>
-          <w:rFonts w:ascii="Arial" w:hAnsi="Arial" w:eastAsia="Arial" w:cs="Arial"/>
-          <w:color w:val="222222"/>
-          <w:sz w:val="20"/>
-          <w:szCs w:val="20"/>
-          <w:lang w:val="en-US"/>
-        </w:rPr>
-        <w:t xml:space="preserve">, </w:t>
-      </w:r>
-      <w:r>
-        <w:rPr>
-          <w:rFonts w:ascii="Arial" w:hAnsi="Arial" w:eastAsia="Arial" w:cs="Arial"/>
-          <w:color w:val="222222"/>
-          <w:sz w:val="20"/>
-          <w:szCs w:val="20"/>
-          <w:lang w:val="en-US"/>
-        </w:rPr>
-        <w:t>TypeORM</w:t>
-      </w:r>
-      <w:r>
-        <w:rPr>
-          <w:rFonts w:ascii="Arial" w:hAnsi="Arial" w:eastAsia="Arial" w:cs="Arial"/>
-          <w:color w:val="222222"/>
-          <w:sz w:val="20"/>
-          <w:szCs w:val="20"/>
-          <w:lang w:val="en-US"/>
-        </w:rPr>
-        <w:t>,</w:t>
-      </w:r>
-      <w:r>
-        <w:rPr>
-          <w:rFonts w:ascii="Arial" w:hAnsi="Arial" w:eastAsia="Arial" w:cs="Arial"/>
-          <w:color w:val="222222"/>
-          <w:sz w:val="20"/>
-          <w:szCs w:val="20"/>
-          <w:lang w:val="en-US"/>
-        </w:rPr>
-        <w:t xml:space="preserve"> on features involving operations, payments, reporting, exports, validations, and integrations. I care about understanding </w:t>
-      </w:r>
-      <w:r>
-        <w:rPr>
-          <w:rFonts w:ascii="Arial" w:hAnsi="Arial" w:eastAsia="Arial" w:cs="Arial"/>
-          <w:color w:val="222222"/>
-          <w:sz w:val="20"/>
-          <w:szCs w:val="20"/>
-          <w:lang w:val="en-US"/>
-        </w:rPr>
-        <w:t>what's</w:t>
-      </w:r>
-      <w:r>
-        <w:rPr>
-          <w:rFonts w:ascii="Arial" w:hAnsi="Arial" w:eastAsia="Arial" w:cs="Arial"/>
-          <w:color w:val="222222"/>
-          <w:sz w:val="20"/>
-          <w:szCs w:val="20"/>
-          <w:lang w:val="en-US"/>
-        </w:rPr>
-        <w:t xml:space="preserve"> </w:t>
-      </w:r>
-      <w:r>
-        <w:rPr>
-          <w:rFonts w:ascii="Arial" w:hAnsi="Arial" w:eastAsia="Arial" w:cs="Arial"/>
-          <w:color w:val="222222"/>
-          <w:sz w:val="20"/>
-          <w:szCs w:val="20"/>
-          <w:lang w:val="en-US"/>
-        </w:rPr>
-        <w:t>actually needed</w:t>
-      </w:r>
-      <w:r>
-        <w:rPr>
-          <w:rFonts w:ascii="Arial" w:hAnsi="Arial" w:eastAsia="Arial" w:cs="Arial"/>
-          <w:color w:val="222222"/>
-          <w:sz w:val="20"/>
-          <w:szCs w:val="20"/>
-          <w:lang w:val="en-US"/>
-        </w:rPr>
-        <w:t xml:space="preserve"> before writing a line of code, and turning that into solutions that are practical, clear, and easy to </w:t>
-      </w:r>
-      <w:r>
-        <w:rPr>
-          <w:rFonts w:ascii="Arial" w:hAnsi="Arial" w:eastAsia="Arial" w:cs="Arial"/>
-          <w:color w:val="222222"/>
-          <w:sz w:val="20"/>
-          <w:szCs w:val="20"/>
-          <w:lang w:val="en-US"/>
-        </w:rPr>
-        <w:t>maintain</w:t>
-      </w:r>
-      <w:r>
-        <w:rPr>
-          <w:rFonts w:ascii="Arial" w:hAnsi="Arial" w:eastAsia="Arial" w:cs="Arial"/>
-          <w:color w:val="222222"/>
-          <w:sz w:val="20"/>
-          <w:szCs w:val="20"/>
-          <w:lang w:val="en-US"/>
-        </w:rPr>
-        <w:t>. I use AI tools and agentic workflows as a real part of how I work: to move faster, research better, and keep quality consistent across the process. English: B2.</w:t>
+        <w:t xml:space="preserve">Full Stack Developer building web applications with TypeScript, React, Next.js and NestJS. I work with clients to define requirements and develop interfaces, backend services and integrations. Experience with PostgreSQL, multi-tenant applications and AWS infrastructure using containers and infrastructure as code. I use AI tools throughout development, reviewing and testing their output. English B2.</w:t>
+      </w:r>
+      <w:r>
+        <w:rPr>
+          <w:rFonts w:ascii="Arial" w:hAnsi="Arial" w:eastAsia="Arial" w:cs="Arial"/>
+          <w:color w:val="222222"/>
+          <w:sz w:val="20"/>
+          <w:szCs w:val="20"/>
+          <w:lang w:val="en-US"/>
+        </w:rPr>
+        <w:t/>
+      </w:r>
+      <w:r>
+        <w:rPr>
+          <w:rFonts w:ascii="Arial" w:hAnsi="Arial" w:eastAsia="Arial" w:cs="Arial"/>
+          <w:color w:val="222222"/>
+          <w:sz w:val="20"/>
+          <w:szCs w:val="20"/>
+          <w:lang w:val="en-US"/>
+        </w:rPr>
+        <w:t xml:space="preserve"/>
+      </w:r>
+      <w:r>
+        <w:rPr>
+          <w:rFonts w:ascii="Arial" w:hAnsi="Arial" w:eastAsia="Arial" w:cs="Arial"/>
+          <w:color w:val="222222"/>
+          <w:sz w:val="20"/>
+          <w:szCs w:val="20"/>
+          <w:lang w:val="en-US"/>
+        </w:rPr>
+        <w:t/>
+      </w:r>
+      <w:r>
+        <w:rPr>
+          <w:rFonts w:ascii="Arial" w:hAnsi="Arial" w:eastAsia="Arial" w:cs="Arial"/>
+          <w:color w:val="222222"/>
+          <w:sz w:val="20"/>
+          <w:szCs w:val="20"/>
+          <w:lang w:val="en-US"/>
+        </w:rPr>
+        <w:t xml:space="preserve"/>
+      </w:r>
+      <w:r>
+        <w:rPr>
+          <w:rFonts w:ascii="Arial" w:hAnsi="Arial" w:eastAsia="Arial" w:cs="Arial"/>
+          <w:color w:val="222222"/>
+          <w:sz w:val="20"/>
+          <w:szCs w:val="20"/>
+          <w:lang w:val="en-US"/>
+        </w:rPr>
+        <w:t/>
+      </w:r>
+      <w:r>
+        <w:rPr>
+          <w:rFonts w:ascii="Arial" w:hAnsi="Arial" w:eastAsia="Arial" w:cs="Arial"/>
+          <w:color w:val="222222"/>
+          <w:sz w:val="20"/>
+          <w:szCs w:val="20"/>
+          <w:lang w:val="en-US"/>
+        </w:rPr>
+        <w:t/>
+      </w:r>
+      <w:r>
+        <w:rPr>
+          <w:rFonts w:ascii="Arial" w:hAnsi="Arial" w:eastAsia="Arial" w:cs="Arial"/>
+          <w:color w:val="222222"/>
+          <w:sz w:val="20"/>
+          <w:szCs w:val="20"/>
+          <w:lang w:val="en-US"/>
+        </w:rPr>
+        <w:t xml:space="preserve"/>
+      </w:r>
+      <w:r>
+        <w:rPr>
+          <w:rFonts w:ascii="Arial" w:hAnsi="Arial" w:eastAsia="Arial" w:cs="Arial"/>
+          <w:color w:val="222222"/>
+          <w:sz w:val="20"/>
+          <w:szCs w:val="20"/>
+          <w:lang w:val="en-US"/>
+        </w:rPr>
+        <w:t/>
+      </w:r>
+      <w:r>
+        <w:rPr>
+          <w:rFonts w:ascii="Arial" w:hAnsi="Arial" w:eastAsia="Arial" w:cs="Arial"/>
+          <w:color w:val="222222"/>
+          <w:sz w:val="20"/>
+          <w:szCs w:val="20"/>
+          <w:lang w:val="en-US"/>
+        </w:rPr>
+        <w:t xml:space="preserve"/>
+      </w:r>
+      <w:r>
+        <w:rPr>
+          <w:rFonts w:ascii="Arial" w:hAnsi="Arial" w:eastAsia="Arial" w:cs="Arial"/>
+          <w:color w:val="222222"/>
+          <w:sz w:val="20"/>
+          <w:szCs w:val="20"/>
+          <w:lang w:val="en-US"/>
+        </w:rPr>
+        <w:t/>
+      </w:r>
+      <w:r>
+        <w:rPr>
+          <w:rFonts w:ascii="Arial" w:hAnsi="Arial" w:eastAsia="Arial" w:cs="Arial"/>
+          <w:color w:val="222222"/>
+          <w:sz w:val="20"/>
+          <w:szCs w:val="20"/>
+          <w:lang w:val="en-US"/>
+        </w:rPr>
+        <w:t xml:space="preserve"/>
+      </w:r>
+      <w:r>
+        <w:rPr>
+          <w:rFonts w:ascii="Arial" w:hAnsi="Arial" w:eastAsia="Arial" w:cs="Arial"/>
+          <w:color w:val="222222"/>
+          <w:sz w:val="20"/>
+          <w:szCs w:val="20"/>
+          <w:lang w:val="en-US"/>
+        </w:rPr>
+        <w:t/>
+      </w:r>
+      <w:r>
+        <w:rPr>
+          <w:rFonts w:ascii="Arial" w:hAnsi="Arial" w:eastAsia="Arial" w:cs="Arial"/>
+          <w:color w:val="222222"/>
+          <w:sz w:val="20"/>
+          <w:szCs w:val="20"/>
+          <w:lang w:val="en-US"/>
+        </w:rPr>
+        <w:t/>
       </w:r>
     </w:p>
     <w:p xmlns:wp14="http://schemas.microsoft.com/office/word/2010/wordml" wp14:textId="77777777">
@@ -478,17 +478,17 @@
           <w:szCs w:val="20"/>
           <w:lang w:val="en-US"/>
         </w:rPr>
-        <w:t xml:space="preserve">Cloud &amp; Storage: </w:t>
-      </w:r>
-      <w:r>
-        <w:rPr>
-          <w:rFonts w:ascii="Arial" w:hAnsi="Arial" w:eastAsia="Arial" w:cs="Arial"/>
-          <w:color w:val="222222"/>
-          <w:sz w:val="20"/>
-          <w:szCs w:val="20"/>
-          <w:lang w:val="en-US"/>
-        </w:rPr>
-        <w:t>AWS (S3, Lambda, Cognito, RDS), presigned URLs</w:t>
+        <w:t xml:space="preserve">Cloud &amp; Infrastructure: </w:t>
+      </w:r>
+      <w:r>
+        <w:rPr>
+          <w:rFonts w:ascii="Arial" w:hAnsi="Arial" w:eastAsia="Arial" w:cs="Arial"/>
+          <w:color w:val="222222"/>
+          <w:sz w:val="20"/>
+          <w:szCs w:val="20"/>
+          <w:lang w:val="en-US"/>
+        </w:rPr>
+        <w:t xml:space="preserve">AWS (CDK, ECS/EC2, ECR, RDS, S3, SQS, CloudFront, Cognito), IAM, Secrets Manager, CloudWatch</w:t>
       </w:r>
     </w:p>
     <w:p xmlns:wp14="http://schemas.microsoft.com/office/word/2010/wordml" wp14:textId="77777777">
@@ -540,7 +540,7 @@
           <w:szCs w:val="20"/>
           <w:lang w:val="en-US"/>
         </w:rPr>
-        <w:t>Docker, Git (GitHub / GitLab), GitLab CI/CD, Husky, ESLint, Prettier</w:t>
+        <w:t xml:space="preserve">Docker, Git, GitHub Actions (OIDC), GitLab CI/CD, CloudFormation, ESLint, Prettier</w:t>
       </w:r>
     </w:p>
     <w:p xmlns:wp14="http://schemas.microsoft.com/office/word/2010/wordml" wp14:textId="77777777">
@@ -565,7 +565,7 @@
           <w:sz w:val="20"/>
           <w:szCs w:val="20"/>
         </w:rPr>
-        <w:t xml:space="preserve">Mercado Pago, Garmin Health API (OAuth 2.0), AMQP / RabbitMQ</w:t>
+        <w:t xml:space="preserve">REST APIs, OAuth 2.0, Webhooks, Mercado Pago, AMQP / RabbitMQ</w:t>
       </w:r>
     </w:p>
     <w:p xmlns:wp14="http://schemas.microsoft.com/office/word/2010/wordml" wp14:textId="77777777">
@@ -620,6 +620,7 @@
           <w:tab w:val="right" w:pos="9360"/>
         </w:tabs>
         <w:spacing w:before="200" w:after="40"/>
+        <w:keepNext/>
       </w:pPr>
       <w:r>
         <w:rPr>
@@ -630,16 +631,7 @@
           <w:sz w:val="22"/>
           <w:szCs w:val="22"/>
         </w:rPr>
-        <w:t xml:space="preserve">Full Stack Developer</w:t>
-      </w:r>
-      <w:r>
-        <w:rPr>
-          <w:rFonts w:ascii="Arial" w:hAnsi="Arial" w:eastAsia="Arial" w:cs="Arial"/>
-          <w:color w:val="444444"/>
-          <w:sz w:val="20"/>
-          <w:szCs w:val="20"/>
-        </w:rPr>
-        <w:t xml:space="preserve">  ·  </w:t>
+        <w:t xml:space="preserve">Full Stack Developer · </w:t>
       </w:r>
       <w:r>
         <w:rPr>
@@ -650,7 +642,7 @@
           <w:sz w:val="21"/>
           <w:szCs w:val="21"/>
         </w:rPr>
-        <w:t xml:space="preserve">Brace Developers (Remote · Colombia)</w:t>
+        <w:t xml:space="preserve">Brace Developers</w:t>
       </w:r>
       <w:r>
         <w:rPr>
@@ -659,12 +651,14 @@
           <w:sz w:val="19"/>
           <w:szCs w:val="19"/>
         </w:rPr>
-        <w:t xml:space="preserve">	Oct 2025 – Present</w:t>
+        <w:tab/>
+        <w:t xml:space="preserve">Oct 2025 - Present</w:t>
       </w:r>
     </w:p>
     <w:p xmlns:wp14="http://schemas.microsoft.com/office/word/2010/wordml" wp14:textId="77777777">
       <w:pPr>
         <w:spacing w:before="0" w:after="60"/>
+        <w:keepNext/>
       </w:pPr>
       <w:r>
         <w:rPr>
@@ -697,47 +691,47 @@
           <w:szCs w:val="20"/>
           <w:lang w:val="en-US"/>
         </w:rPr>
-        <w:t>Worked end-to-end on internal operational products</w:t>
-      </w:r>
-      <w:r>
-        <w:rPr>
-          <w:rFonts w:ascii="Arial" w:hAnsi="Arial" w:eastAsia="Arial" w:cs="Arial"/>
-          <w:color w:val="1A1A2E"/>
-          <w:sz w:val="20"/>
-          <w:szCs w:val="20"/>
-          <w:lang w:val="en-US"/>
-        </w:rPr>
-        <w:t>,</w:t>
-      </w:r>
-      <w:r>
-        <w:rPr>
-          <w:rFonts w:ascii="Arial" w:hAnsi="Arial" w:eastAsia="Arial" w:cs="Arial"/>
-          <w:color w:val="1A1A2E"/>
-          <w:sz w:val="20"/>
-          <w:szCs w:val="20"/>
-          <w:lang w:val="en-US"/>
-        </w:rPr>
-        <w:t xml:space="preserve"> payments, account statements, reporting, exports, bulk uploads, authentication, and third-party integrations</w:t>
-      </w:r>
-      <w:r>
-        <w:rPr>
-          <w:rFonts w:ascii="Arial" w:hAnsi="Arial" w:eastAsia="Arial" w:cs="Arial"/>
-          <w:color w:val="1A1A2E"/>
-          <w:sz w:val="20"/>
-          <w:szCs w:val="20"/>
-          <w:lang w:val="en-US"/>
-        </w:rPr>
-        <w:t>,</w:t>
-      </w:r>
-      <w:r>
-        <w:rPr>
-          <w:rFonts w:ascii="Arial" w:hAnsi="Arial" w:eastAsia="Arial" w:cs="Arial"/>
-          <w:color w:val="1A1A2E"/>
-          <w:sz w:val="20"/>
-          <w:szCs w:val="20"/>
-          <w:lang w:val="en-US"/>
-        </w:rPr>
-        <w:t xml:space="preserve"> contributing across frontend and backend depending on what each feature needed.</w:t>
+        <w:t xml:space="preserve">Develop interfaces, APIs and integrations for client applications including Avateen, PLY, Incolflex and EIA Campo Guamal.</w:t>
+      </w:r>
+      <w:r>
+        <w:rPr>
+          <w:rFonts w:ascii="Arial" w:hAnsi="Arial" w:eastAsia="Arial" w:cs="Arial"/>
+          <w:color w:val="1A1A2E"/>
+          <w:sz w:val="20"/>
+          <w:szCs w:val="20"/>
+          <w:lang w:val="en-US"/>
+        </w:rPr>
+        <w:t/>
+      </w:r>
+      <w:r>
+        <w:rPr>
+          <w:rFonts w:ascii="Arial" w:hAnsi="Arial" w:eastAsia="Arial" w:cs="Arial"/>
+          <w:color w:val="1A1A2E"/>
+          <w:sz w:val="20"/>
+          <w:szCs w:val="20"/>
+          <w:lang w:val="en-US"/>
+        </w:rPr>
+        <w:t xml:space="preserve"/>
+      </w:r>
+      <w:r>
+        <w:rPr>
+          <w:rFonts w:ascii="Arial" w:hAnsi="Arial" w:eastAsia="Arial" w:cs="Arial"/>
+          <w:color w:val="1A1A2E"/>
+          <w:sz w:val="20"/>
+          <w:szCs w:val="20"/>
+          <w:lang w:val="en-US"/>
+        </w:rPr>
+        <w:t/>
+      </w:r>
+      <w:r>
+        <w:rPr>
+          <w:rFonts w:ascii="Arial" w:hAnsi="Arial" w:eastAsia="Arial" w:cs="Arial"/>
+          <w:color w:val="1A1A2E"/>
+          <w:sz w:val="20"/>
+          <w:szCs w:val="20"/>
+          <w:lang w:val="en-US"/>
+        </w:rPr>
+        <w:t xml:space="preserve"/>
       </w:r>
     </w:p>
     <w:p xmlns:wp14="http://schemas.microsoft.com/office/word/2010/wordml" wp14:textId="5148CA39">
@@ -758,447 +752,447 @@
           <w:szCs w:val="20"/>
           <w:lang w:val="es-ES"/>
         </w:rPr>
-        <w:t>Built</w:t>
-      </w:r>
-      <w:r>
-        <w:rPr>
-          <w:rFonts w:ascii="Arial" w:hAnsi="Arial" w:eastAsia="Arial" w:cs="Arial"/>
-          <w:color w:val="1A1A2E"/>
-          <w:sz w:val="20"/>
-          <w:szCs w:val="20"/>
-          <w:lang w:val="es-ES"/>
-        </w:rPr>
-        <w:t xml:space="preserve"> a </w:t>
-      </w:r>
-      <w:r>
-        <w:rPr>
-          <w:rFonts w:ascii="Arial" w:hAnsi="Arial" w:eastAsia="Arial" w:cs="Arial"/>
-          <w:color w:val="1A1A2E"/>
-          <w:sz w:val="20"/>
-          <w:szCs w:val="20"/>
-          <w:lang w:val="es-ES"/>
-        </w:rPr>
-        <w:t>multi-tenant</w:t>
-      </w:r>
-      <w:r>
-        <w:rPr>
-          <w:rFonts w:ascii="Arial" w:hAnsi="Arial" w:eastAsia="Arial" w:cs="Arial"/>
-          <w:color w:val="1A1A2E"/>
-          <w:sz w:val="20"/>
-          <w:szCs w:val="20"/>
-          <w:lang w:val="es-ES"/>
-        </w:rPr>
-        <w:t xml:space="preserve"> </w:t>
-      </w:r>
-      <w:r>
-        <w:rPr>
-          <w:rFonts w:ascii="Arial" w:hAnsi="Arial" w:eastAsia="Arial" w:cs="Arial"/>
-          <w:color w:val="1A1A2E"/>
-          <w:sz w:val="20"/>
-          <w:szCs w:val="20"/>
-          <w:lang w:val="es-ES"/>
-        </w:rPr>
-        <w:t>backend</w:t>
-      </w:r>
-      <w:r>
-        <w:rPr>
-          <w:rFonts w:ascii="Arial" w:hAnsi="Arial" w:eastAsia="Arial" w:cs="Arial"/>
-          <w:color w:val="1A1A2E"/>
-          <w:sz w:val="20"/>
-          <w:szCs w:val="20"/>
-          <w:lang w:val="es-ES"/>
-        </w:rPr>
-        <w:t xml:space="preserve"> with role-</w:t>
-      </w:r>
-      <w:r>
-        <w:rPr>
-          <w:rFonts w:ascii="Arial" w:hAnsi="Arial" w:eastAsia="Arial" w:cs="Arial"/>
-          <w:color w:val="1A1A2E"/>
-          <w:sz w:val="20"/>
-          <w:szCs w:val="20"/>
-          <w:lang w:val="es-ES"/>
-        </w:rPr>
-        <w:t>based</w:t>
-      </w:r>
-      <w:r>
-        <w:rPr>
-          <w:rFonts w:ascii="Arial" w:hAnsi="Arial" w:eastAsia="Arial" w:cs="Arial"/>
-          <w:color w:val="1A1A2E"/>
-          <w:sz w:val="20"/>
-          <w:szCs w:val="20"/>
-          <w:lang w:val="es-ES"/>
-        </w:rPr>
-        <w:t xml:space="preserve"> </w:t>
-      </w:r>
-      <w:r>
-        <w:rPr>
-          <w:rFonts w:ascii="Arial" w:hAnsi="Arial" w:eastAsia="Arial" w:cs="Arial"/>
-          <w:color w:val="1A1A2E"/>
-          <w:sz w:val="20"/>
-          <w:szCs w:val="20"/>
-          <w:lang w:val="es-ES"/>
-        </w:rPr>
-        <w:t>access</w:t>
-      </w:r>
-      <w:r>
-        <w:rPr>
-          <w:rFonts w:ascii="Arial" w:hAnsi="Arial" w:eastAsia="Arial" w:cs="Arial"/>
-          <w:color w:val="1A1A2E"/>
-          <w:sz w:val="20"/>
-          <w:szCs w:val="20"/>
-          <w:lang w:val="es-ES"/>
-        </w:rPr>
-        <w:t xml:space="preserve"> control </w:t>
-      </w:r>
-      <w:r>
-        <w:rPr>
-          <w:rFonts w:ascii="Arial" w:hAnsi="Arial" w:eastAsia="Arial" w:cs="Arial"/>
-          <w:color w:val="1A1A2E"/>
-          <w:sz w:val="20"/>
-          <w:szCs w:val="20"/>
-          <w:lang w:val="es-ES"/>
-        </w:rPr>
-        <w:t>tied</w:t>
-      </w:r>
-      <w:r>
-        <w:rPr>
-          <w:rFonts w:ascii="Arial" w:hAnsi="Arial" w:eastAsia="Arial" w:cs="Arial"/>
-          <w:color w:val="1A1A2E"/>
-          <w:sz w:val="20"/>
-          <w:szCs w:val="20"/>
-          <w:lang w:val="es-ES"/>
-        </w:rPr>
-        <w:t xml:space="preserve"> to </w:t>
-      </w:r>
-      <w:r>
-        <w:rPr>
-          <w:rFonts w:ascii="Arial" w:hAnsi="Arial" w:eastAsia="Arial" w:cs="Arial"/>
-          <w:color w:val="1A1A2E"/>
-          <w:sz w:val="20"/>
-          <w:szCs w:val="20"/>
-          <w:lang w:val="es-ES"/>
-        </w:rPr>
-        <w:t>operational</w:t>
-      </w:r>
-      <w:r>
-        <w:rPr>
-          <w:rFonts w:ascii="Arial" w:hAnsi="Arial" w:eastAsia="Arial" w:cs="Arial"/>
-          <w:color w:val="1A1A2E"/>
-          <w:sz w:val="20"/>
-          <w:szCs w:val="20"/>
-          <w:lang w:val="es-ES"/>
-        </w:rPr>
-        <w:t xml:space="preserve"> </w:t>
-      </w:r>
-      <w:r>
-        <w:rPr>
-          <w:rFonts w:ascii="Arial" w:hAnsi="Arial" w:eastAsia="Arial" w:cs="Arial"/>
-          <w:color w:val="1A1A2E"/>
-          <w:sz w:val="20"/>
-          <w:szCs w:val="20"/>
-          <w:lang w:val="es-ES"/>
-        </w:rPr>
-        <w:t>context</w:t>
-      </w:r>
-      <w:r>
-        <w:rPr>
-          <w:rFonts w:ascii="Arial" w:hAnsi="Arial" w:eastAsia="Arial" w:cs="Arial"/>
-          <w:color w:val="1A1A2E"/>
-          <w:sz w:val="20"/>
-          <w:szCs w:val="20"/>
-          <w:lang w:val="es-ES"/>
-        </w:rPr>
-        <w:t>,</w:t>
-      </w:r>
-      <w:r>
-        <w:rPr>
-          <w:rFonts w:ascii="Arial" w:hAnsi="Arial" w:eastAsia="Arial" w:cs="Arial"/>
-          <w:color w:val="1A1A2E"/>
-          <w:sz w:val="20"/>
-          <w:szCs w:val="20"/>
-          <w:lang w:val="es-ES"/>
-        </w:rPr>
-        <w:t xml:space="preserve"> </w:t>
-      </w:r>
-      <w:r>
-        <w:rPr>
-          <w:rFonts w:ascii="Arial" w:hAnsi="Arial" w:eastAsia="Arial" w:cs="Arial"/>
-          <w:color w:val="1A1A2E"/>
-          <w:sz w:val="20"/>
-          <w:szCs w:val="20"/>
-          <w:lang w:val="es-ES"/>
-        </w:rPr>
-        <w:t>including</w:t>
-      </w:r>
-      <w:r>
-        <w:rPr>
-          <w:rFonts w:ascii="Arial" w:hAnsi="Arial" w:eastAsia="Arial" w:cs="Arial"/>
-          <w:color w:val="1A1A2E"/>
-          <w:sz w:val="20"/>
-          <w:szCs w:val="20"/>
-          <w:lang w:val="es-ES"/>
-        </w:rPr>
-        <w:t xml:space="preserve"> a </w:t>
-      </w:r>
-      <w:r>
-        <w:rPr>
-          <w:rFonts w:ascii="Arial" w:hAnsi="Arial" w:eastAsia="Arial" w:cs="Arial"/>
-          <w:color w:val="1A1A2E"/>
-          <w:sz w:val="20"/>
-          <w:szCs w:val="20"/>
-          <w:lang w:val="es-ES"/>
-        </w:rPr>
-        <w:t>logical</w:t>
-      </w:r>
-      <w:r>
-        <w:rPr>
-          <w:rFonts w:ascii="Arial" w:hAnsi="Arial" w:eastAsia="Arial" w:cs="Arial"/>
-          <w:color w:val="1A1A2E"/>
-          <w:sz w:val="20"/>
-          <w:szCs w:val="20"/>
-          <w:lang w:val="es-ES"/>
-        </w:rPr>
-        <w:t xml:space="preserve"> </w:t>
-      </w:r>
-      <w:r>
-        <w:rPr>
-          <w:rFonts w:ascii="Arial" w:hAnsi="Arial" w:eastAsia="Arial" w:cs="Arial"/>
-          <w:color w:val="1A1A2E"/>
-          <w:sz w:val="20"/>
-          <w:szCs w:val="20"/>
-          <w:lang w:val="es-ES"/>
-        </w:rPr>
-        <w:t>deletion</w:t>
-      </w:r>
-      <w:r>
-        <w:rPr>
-          <w:rFonts w:ascii="Arial" w:hAnsi="Arial" w:eastAsia="Arial" w:cs="Arial"/>
-          <w:color w:val="1A1A2E"/>
-          <w:sz w:val="20"/>
-          <w:szCs w:val="20"/>
-          <w:lang w:val="es-ES"/>
-        </w:rPr>
-        <w:t xml:space="preserve"> </w:t>
-      </w:r>
-      <w:r>
-        <w:rPr>
-          <w:rFonts w:ascii="Arial" w:hAnsi="Arial" w:eastAsia="Arial" w:cs="Arial"/>
-          <w:color w:val="1A1A2E"/>
-          <w:sz w:val="20"/>
-          <w:szCs w:val="20"/>
-          <w:lang w:val="es-ES"/>
-        </w:rPr>
-        <w:t>flow</w:t>
-      </w:r>
-      <w:r>
-        <w:rPr>
-          <w:rFonts w:ascii="Arial" w:hAnsi="Arial" w:eastAsia="Arial" w:cs="Arial"/>
-          <w:color w:val="1A1A2E"/>
-          <w:sz w:val="20"/>
-          <w:szCs w:val="20"/>
-          <w:lang w:val="es-ES"/>
-        </w:rPr>
-        <w:t xml:space="preserve"> </w:t>
-      </w:r>
-      <w:r>
-        <w:rPr>
-          <w:rFonts w:ascii="Arial" w:hAnsi="Arial" w:eastAsia="Arial" w:cs="Arial"/>
-          <w:color w:val="1A1A2E"/>
-          <w:sz w:val="20"/>
-          <w:szCs w:val="20"/>
-          <w:lang w:val="es-ES"/>
-        </w:rPr>
-        <w:t>that</w:t>
-      </w:r>
-      <w:r>
-        <w:rPr>
-          <w:rFonts w:ascii="Arial" w:hAnsi="Arial" w:eastAsia="Arial" w:cs="Arial"/>
-          <w:color w:val="1A1A2E"/>
-          <w:sz w:val="20"/>
-          <w:szCs w:val="20"/>
-          <w:lang w:val="es-ES"/>
-        </w:rPr>
-        <w:t xml:space="preserve"> </w:t>
-      </w:r>
-      <w:r>
-        <w:rPr>
-          <w:rFonts w:ascii="Arial" w:hAnsi="Arial" w:eastAsia="Arial" w:cs="Arial"/>
-          <w:color w:val="1A1A2E"/>
-          <w:sz w:val="20"/>
-          <w:szCs w:val="20"/>
-          <w:lang w:val="es-ES"/>
-        </w:rPr>
-        <w:t>checks</w:t>
-      </w:r>
-      <w:r>
-        <w:rPr>
-          <w:rFonts w:ascii="Arial" w:hAnsi="Arial" w:eastAsia="Arial" w:cs="Arial"/>
-          <w:color w:val="1A1A2E"/>
-          <w:sz w:val="20"/>
-          <w:szCs w:val="20"/>
-          <w:lang w:val="es-ES"/>
-        </w:rPr>
-        <w:t xml:space="preserve"> and </w:t>
-      </w:r>
-      <w:r>
-        <w:rPr>
-          <w:rFonts w:ascii="Arial" w:hAnsi="Arial" w:eastAsia="Arial" w:cs="Arial"/>
-          <w:color w:val="1A1A2E"/>
-          <w:sz w:val="20"/>
-          <w:szCs w:val="20"/>
-          <w:lang w:val="es-ES"/>
-        </w:rPr>
-        <w:t>surfaces</w:t>
-      </w:r>
-      <w:r>
-        <w:rPr>
-          <w:rFonts w:ascii="Arial" w:hAnsi="Arial" w:eastAsia="Arial" w:cs="Arial"/>
-          <w:color w:val="1A1A2E"/>
-          <w:sz w:val="20"/>
-          <w:szCs w:val="20"/>
-          <w:lang w:val="es-ES"/>
-        </w:rPr>
-        <w:t xml:space="preserve"> active </w:t>
-      </w:r>
-      <w:r>
-        <w:rPr>
-          <w:rFonts w:ascii="Arial" w:hAnsi="Arial" w:eastAsia="Arial" w:cs="Arial"/>
-          <w:color w:val="1A1A2E"/>
-          <w:sz w:val="20"/>
-          <w:szCs w:val="20"/>
-          <w:lang w:val="es-ES"/>
-        </w:rPr>
-        <w:t>relationships</w:t>
-      </w:r>
-      <w:r>
-        <w:rPr>
-          <w:rFonts w:ascii="Arial" w:hAnsi="Arial" w:eastAsia="Arial" w:cs="Arial"/>
-          <w:color w:val="1A1A2E"/>
-          <w:sz w:val="20"/>
-          <w:szCs w:val="20"/>
-          <w:lang w:val="es-ES"/>
-        </w:rPr>
-        <w:t xml:space="preserve"> before </w:t>
-      </w:r>
-      <w:r>
-        <w:rPr>
-          <w:rFonts w:ascii="Arial" w:hAnsi="Arial" w:eastAsia="Arial" w:cs="Arial"/>
-          <w:color w:val="1A1A2E"/>
-          <w:sz w:val="20"/>
-          <w:szCs w:val="20"/>
-          <w:lang w:val="es-ES"/>
-        </w:rPr>
-        <w:t>removing</w:t>
-      </w:r>
-      <w:r>
-        <w:rPr>
-          <w:rFonts w:ascii="Arial" w:hAnsi="Arial" w:eastAsia="Arial" w:cs="Arial"/>
-          <w:color w:val="1A1A2E"/>
-          <w:sz w:val="20"/>
-          <w:szCs w:val="20"/>
-          <w:lang w:val="es-ES"/>
-        </w:rPr>
-        <w:t xml:space="preserve"> </w:t>
-      </w:r>
-      <w:r>
-        <w:rPr>
-          <w:rFonts w:ascii="Arial" w:hAnsi="Arial" w:eastAsia="Arial" w:cs="Arial"/>
-          <w:color w:val="1A1A2E"/>
-          <w:sz w:val="20"/>
-          <w:szCs w:val="20"/>
-          <w:lang w:val="es-ES"/>
-        </w:rPr>
-        <w:t>access</w:t>
-      </w:r>
-      <w:r>
-        <w:rPr>
-          <w:rFonts w:ascii="Arial" w:hAnsi="Arial" w:eastAsia="Arial" w:cs="Arial"/>
-          <w:color w:val="1A1A2E"/>
-          <w:sz w:val="20"/>
-          <w:szCs w:val="20"/>
-          <w:lang w:val="es-ES"/>
-        </w:rPr>
-        <w:t xml:space="preserve">, </w:t>
-      </w:r>
-      <w:r>
-        <w:rPr>
-          <w:rFonts w:ascii="Arial" w:hAnsi="Arial" w:eastAsia="Arial" w:cs="Arial"/>
-          <w:color w:val="1A1A2E"/>
-          <w:sz w:val="20"/>
-          <w:szCs w:val="20"/>
-          <w:lang w:val="es-ES"/>
-        </w:rPr>
-        <w:t>rather</w:t>
-      </w:r>
-      <w:r>
-        <w:rPr>
-          <w:rFonts w:ascii="Arial" w:hAnsi="Arial" w:eastAsia="Arial" w:cs="Arial"/>
-          <w:color w:val="1A1A2E"/>
-          <w:sz w:val="20"/>
-          <w:szCs w:val="20"/>
-          <w:lang w:val="es-ES"/>
-        </w:rPr>
-        <w:t xml:space="preserve"> </w:t>
-      </w:r>
-      <w:r>
-        <w:rPr>
-          <w:rFonts w:ascii="Arial" w:hAnsi="Arial" w:eastAsia="Arial" w:cs="Arial"/>
-          <w:color w:val="1A1A2E"/>
-          <w:sz w:val="20"/>
-          <w:szCs w:val="20"/>
-          <w:lang w:val="es-ES"/>
-        </w:rPr>
-        <w:t>than</w:t>
-      </w:r>
-      <w:r>
-        <w:rPr>
-          <w:rFonts w:ascii="Arial" w:hAnsi="Arial" w:eastAsia="Arial" w:cs="Arial"/>
-          <w:color w:val="1A1A2E"/>
-          <w:sz w:val="20"/>
-          <w:szCs w:val="20"/>
-          <w:lang w:val="es-ES"/>
-        </w:rPr>
-        <w:t xml:space="preserve"> </w:t>
-      </w:r>
-      <w:r>
-        <w:rPr>
-          <w:rFonts w:ascii="Arial" w:hAnsi="Arial" w:eastAsia="Arial" w:cs="Arial"/>
-          <w:color w:val="1A1A2E"/>
-          <w:sz w:val="20"/>
-          <w:szCs w:val="20"/>
-          <w:lang w:val="es-ES"/>
-        </w:rPr>
-        <w:t>just</w:t>
-      </w:r>
-      <w:r>
-        <w:rPr>
-          <w:rFonts w:ascii="Arial" w:hAnsi="Arial" w:eastAsia="Arial" w:cs="Arial"/>
-          <w:color w:val="1A1A2E"/>
-          <w:sz w:val="20"/>
-          <w:szCs w:val="20"/>
-          <w:lang w:val="es-ES"/>
-        </w:rPr>
-        <w:t xml:space="preserve"> </w:t>
-      </w:r>
-      <w:r>
-        <w:rPr>
-          <w:rFonts w:ascii="Arial" w:hAnsi="Arial" w:eastAsia="Arial" w:cs="Arial"/>
-          <w:color w:val="1A1A2E"/>
-          <w:sz w:val="20"/>
-          <w:szCs w:val="20"/>
-          <w:lang w:val="es-ES"/>
-        </w:rPr>
-        <w:t>cutting</w:t>
-      </w:r>
-      <w:r>
-        <w:rPr>
-          <w:rFonts w:ascii="Arial" w:hAnsi="Arial" w:eastAsia="Arial" w:cs="Arial"/>
-          <w:color w:val="1A1A2E"/>
-          <w:sz w:val="20"/>
-          <w:szCs w:val="20"/>
-          <w:lang w:val="es-ES"/>
-        </w:rPr>
-        <w:t xml:space="preserve"> it off.</w:t>
+        <w:t xml:space="preserve">Work with clients and the team to define requirements, prioritize changes and improve usability.</w:t>
+      </w:r>
+      <w:r>
+        <w:rPr>
+          <w:rFonts w:ascii="Arial" w:hAnsi="Arial" w:eastAsia="Arial" w:cs="Arial"/>
+          <w:color w:val="1A1A2E"/>
+          <w:sz w:val="20"/>
+          <w:szCs w:val="20"/>
+          <w:lang w:val="es-ES"/>
+        </w:rPr>
+        <w:t xml:space="preserve"/>
+      </w:r>
+      <w:r>
+        <w:rPr>
+          <w:rFonts w:ascii="Arial" w:hAnsi="Arial" w:eastAsia="Arial" w:cs="Arial"/>
+          <w:color w:val="1A1A2E"/>
+          <w:sz w:val="20"/>
+          <w:szCs w:val="20"/>
+          <w:lang w:val="es-ES"/>
+        </w:rPr>
+        <w:t/>
+      </w:r>
+      <w:r>
+        <w:rPr>
+          <w:rFonts w:ascii="Arial" w:hAnsi="Arial" w:eastAsia="Arial" w:cs="Arial"/>
+          <w:color w:val="1A1A2E"/>
+          <w:sz w:val="20"/>
+          <w:szCs w:val="20"/>
+          <w:lang w:val="es-ES"/>
+        </w:rPr>
+        <w:t xml:space="preserve"/>
+      </w:r>
+      <w:r>
+        <w:rPr>
+          <w:rFonts w:ascii="Arial" w:hAnsi="Arial" w:eastAsia="Arial" w:cs="Arial"/>
+          <w:color w:val="1A1A2E"/>
+          <w:sz w:val="20"/>
+          <w:szCs w:val="20"/>
+          <w:lang w:val="es-ES"/>
+        </w:rPr>
+        <w:t/>
+      </w:r>
+      <w:r>
+        <w:rPr>
+          <w:rFonts w:ascii="Arial" w:hAnsi="Arial" w:eastAsia="Arial" w:cs="Arial"/>
+          <w:color w:val="1A1A2E"/>
+          <w:sz w:val="20"/>
+          <w:szCs w:val="20"/>
+          <w:lang w:val="es-ES"/>
+        </w:rPr>
+        <w:t xml:space="preserve"/>
+      </w:r>
+      <w:r>
+        <w:rPr>
+          <w:rFonts w:ascii="Arial" w:hAnsi="Arial" w:eastAsia="Arial" w:cs="Arial"/>
+          <w:color w:val="1A1A2E"/>
+          <w:sz w:val="20"/>
+          <w:szCs w:val="20"/>
+          <w:lang w:val="es-ES"/>
+        </w:rPr>
+        <w:t/>
+      </w:r>
+      <w:r>
+        <w:rPr>
+          <w:rFonts w:ascii="Arial" w:hAnsi="Arial" w:eastAsia="Arial" w:cs="Arial"/>
+          <w:color w:val="1A1A2E"/>
+          <w:sz w:val="20"/>
+          <w:szCs w:val="20"/>
+          <w:lang w:val="es-ES"/>
+        </w:rPr>
+        <w:t xml:space="preserve"/>
+      </w:r>
+      <w:r>
+        <w:rPr>
+          <w:rFonts w:ascii="Arial" w:hAnsi="Arial" w:eastAsia="Arial" w:cs="Arial"/>
+          <w:color w:val="1A1A2E"/>
+          <w:sz w:val="20"/>
+          <w:szCs w:val="20"/>
+          <w:lang w:val="es-ES"/>
+        </w:rPr>
+        <w:t/>
+      </w:r>
+      <w:r>
+        <w:rPr>
+          <w:rFonts w:ascii="Arial" w:hAnsi="Arial" w:eastAsia="Arial" w:cs="Arial"/>
+          <w:color w:val="1A1A2E"/>
+          <w:sz w:val="20"/>
+          <w:szCs w:val="20"/>
+          <w:lang w:val="es-ES"/>
+        </w:rPr>
+        <w:t xml:space="preserve"/>
+      </w:r>
+      <w:r>
+        <w:rPr>
+          <w:rFonts w:ascii="Arial" w:hAnsi="Arial" w:eastAsia="Arial" w:cs="Arial"/>
+          <w:color w:val="1A1A2E"/>
+          <w:sz w:val="20"/>
+          <w:szCs w:val="20"/>
+          <w:lang w:val="es-ES"/>
+        </w:rPr>
+        <w:t/>
+      </w:r>
+      <w:r>
+        <w:rPr>
+          <w:rFonts w:ascii="Arial" w:hAnsi="Arial" w:eastAsia="Arial" w:cs="Arial"/>
+          <w:color w:val="1A1A2E"/>
+          <w:sz w:val="20"/>
+          <w:szCs w:val="20"/>
+          <w:lang w:val="es-ES"/>
+        </w:rPr>
+        <w:t xml:space="preserve"/>
+      </w:r>
+      <w:r>
+        <w:rPr>
+          <w:rFonts w:ascii="Arial" w:hAnsi="Arial" w:eastAsia="Arial" w:cs="Arial"/>
+          <w:color w:val="1A1A2E"/>
+          <w:sz w:val="20"/>
+          <w:szCs w:val="20"/>
+          <w:lang w:val="es-ES"/>
+        </w:rPr>
+        <w:t/>
+      </w:r>
+      <w:r>
+        <w:rPr>
+          <w:rFonts w:ascii="Arial" w:hAnsi="Arial" w:eastAsia="Arial" w:cs="Arial"/>
+          <w:color w:val="1A1A2E"/>
+          <w:sz w:val="20"/>
+          <w:szCs w:val="20"/>
+          <w:lang w:val="es-ES"/>
+        </w:rPr>
+        <w:t xml:space="preserve"/>
+      </w:r>
+      <w:r>
+        <w:rPr>
+          <w:rFonts w:ascii="Arial" w:hAnsi="Arial" w:eastAsia="Arial" w:cs="Arial"/>
+          <w:color w:val="1A1A2E"/>
+          <w:sz w:val="20"/>
+          <w:szCs w:val="20"/>
+          <w:lang w:val="es-ES"/>
+        </w:rPr>
+        <w:t/>
+      </w:r>
+      <w:r>
+        <w:rPr>
+          <w:rFonts w:ascii="Arial" w:hAnsi="Arial" w:eastAsia="Arial" w:cs="Arial"/>
+          <w:color w:val="1A1A2E"/>
+          <w:sz w:val="20"/>
+          <w:szCs w:val="20"/>
+          <w:lang w:val="es-ES"/>
+        </w:rPr>
+        <w:t/>
+      </w:r>
+      <w:r>
+        <w:rPr>
+          <w:rFonts w:ascii="Arial" w:hAnsi="Arial" w:eastAsia="Arial" w:cs="Arial"/>
+          <w:color w:val="1A1A2E"/>
+          <w:sz w:val="20"/>
+          <w:szCs w:val="20"/>
+          <w:lang w:val="es-ES"/>
+        </w:rPr>
+        <w:t xml:space="preserve"/>
+      </w:r>
+      <w:r>
+        <w:rPr>
+          <w:rFonts w:ascii="Arial" w:hAnsi="Arial" w:eastAsia="Arial" w:cs="Arial"/>
+          <w:color w:val="1A1A2E"/>
+          <w:sz w:val="20"/>
+          <w:szCs w:val="20"/>
+          <w:lang w:val="es-ES"/>
+        </w:rPr>
+        <w:t/>
+      </w:r>
+      <w:r>
+        <w:rPr>
+          <w:rFonts w:ascii="Arial" w:hAnsi="Arial" w:eastAsia="Arial" w:cs="Arial"/>
+          <w:color w:val="1A1A2E"/>
+          <w:sz w:val="20"/>
+          <w:szCs w:val="20"/>
+          <w:lang w:val="es-ES"/>
+        </w:rPr>
+        <w:t xml:space="preserve"/>
+      </w:r>
+      <w:r>
+        <w:rPr>
+          <w:rFonts w:ascii="Arial" w:hAnsi="Arial" w:eastAsia="Arial" w:cs="Arial"/>
+          <w:color w:val="1A1A2E"/>
+          <w:sz w:val="20"/>
+          <w:szCs w:val="20"/>
+          <w:lang w:val="es-ES"/>
+        </w:rPr>
+        <w:t/>
+      </w:r>
+      <w:r>
+        <w:rPr>
+          <w:rFonts w:ascii="Arial" w:hAnsi="Arial" w:eastAsia="Arial" w:cs="Arial"/>
+          <w:color w:val="1A1A2E"/>
+          <w:sz w:val="20"/>
+          <w:szCs w:val="20"/>
+          <w:lang w:val="es-ES"/>
+        </w:rPr>
+        <w:t xml:space="preserve"/>
+      </w:r>
+      <w:r>
+        <w:rPr>
+          <w:rFonts w:ascii="Arial" w:hAnsi="Arial" w:eastAsia="Arial" w:cs="Arial"/>
+          <w:color w:val="1A1A2E"/>
+          <w:sz w:val="20"/>
+          <w:szCs w:val="20"/>
+          <w:lang w:val="es-ES"/>
+        </w:rPr>
+        <w:t/>
+      </w:r>
+      <w:r>
+        <w:rPr>
+          <w:rFonts w:ascii="Arial" w:hAnsi="Arial" w:eastAsia="Arial" w:cs="Arial"/>
+          <w:color w:val="1A1A2E"/>
+          <w:sz w:val="20"/>
+          <w:szCs w:val="20"/>
+          <w:lang w:val="es-ES"/>
+        </w:rPr>
+        <w:t xml:space="preserve"/>
+      </w:r>
+      <w:r>
+        <w:rPr>
+          <w:rFonts w:ascii="Arial" w:hAnsi="Arial" w:eastAsia="Arial" w:cs="Arial"/>
+          <w:color w:val="1A1A2E"/>
+          <w:sz w:val="20"/>
+          <w:szCs w:val="20"/>
+          <w:lang w:val="es-ES"/>
+        </w:rPr>
+        <w:t/>
+      </w:r>
+      <w:r>
+        <w:rPr>
+          <w:rFonts w:ascii="Arial" w:hAnsi="Arial" w:eastAsia="Arial" w:cs="Arial"/>
+          <w:color w:val="1A1A2E"/>
+          <w:sz w:val="20"/>
+          <w:szCs w:val="20"/>
+          <w:lang w:val="es-ES"/>
+        </w:rPr>
+        <w:t xml:space="preserve"/>
+      </w:r>
+      <w:r>
+        <w:rPr>
+          <w:rFonts w:ascii="Arial" w:hAnsi="Arial" w:eastAsia="Arial" w:cs="Arial"/>
+          <w:color w:val="1A1A2E"/>
+          <w:sz w:val="20"/>
+          <w:szCs w:val="20"/>
+          <w:lang w:val="es-ES"/>
+        </w:rPr>
+        <w:t/>
+      </w:r>
+      <w:r>
+        <w:rPr>
+          <w:rFonts w:ascii="Arial" w:hAnsi="Arial" w:eastAsia="Arial" w:cs="Arial"/>
+          <w:color w:val="1A1A2E"/>
+          <w:sz w:val="20"/>
+          <w:szCs w:val="20"/>
+          <w:lang w:val="es-ES"/>
+        </w:rPr>
+        <w:t xml:space="preserve"/>
+      </w:r>
+      <w:r>
+        <w:rPr>
+          <w:rFonts w:ascii="Arial" w:hAnsi="Arial" w:eastAsia="Arial" w:cs="Arial"/>
+          <w:color w:val="1A1A2E"/>
+          <w:sz w:val="20"/>
+          <w:szCs w:val="20"/>
+          <w:lang w:val="es-ES"/>
+        </w:rPr>
+        <w:t/>
+      </w:r>
+      <w:r>
+        <w:rPr>
+          <w:rFonts w:ascii="Arial" w:hAnsi="Arial" w:eastAsia="Arial" w:cs="Arial"/>
+          <w:color w:val="1A1A2E"/>
+          <w:sz w:val="20"/>
+          <w:szCs w:val="20"/>
+          <w:lang w:val="es-ES"/>
+        </w:rPr>
+        <w:t xml:space="preserve"/>
+      </w:r>
+      <w:r>
+        <w:rPr>
+          <w:rFonts w:ascii="Arial" w:hAnsi="Arial" w:eastAsia="Arial" w:cs="Arial"/>
+          <w:color w:val="1A1A2E"/>
+          <w:sz w:val="20"/>
+          <w:szCs w:val="20"/>
+          <w:lang w:val="es-ES"/>
+        </w:rPr>
+        <w:t/>
+      </w:r>
+      <w:r>
+        <w:rPr>
+          <w:rFonts w:ascii="Arial" w:hAnsi="Arial" w:eastAsia="Arial" w:cs="Arial"/>
+          <w:color w:val="1A1A2E"/>
+          <w:sz w:val="20"/>
+          <w:szCs w:val="20"/>
+          <w:lang w:val="es-ES"/>
+        </w:rPr>
+        <w:t xml:space="preserve"/>
+      </w:r>
+      <w:r>
+        <w:rPr>
+          <w:rFonts w:ascii="Arial" w:hAnsi="Arial" w:eastAsia="Arial" w:cs="Arial"/>
+          <w:color w:val="1A1A2E"/>
+          <w:sz w:val="20"/>
+          <w:szCs w:val="20"/>
+          <w:lang w:val="es-ES"/>
+        </w:rPr>
+        <w:t/>
+      </w:r>
+      <w:r>
+        <w:rPr>
+          <w:rFonts w:ascii="Arial" w:hAnsi="Arial" w:eastAsia="Arial" w:cs="Arial"/>
+          <w:color w:val="1A1A2E"/>
+          <w:sz w:val="20"/>
+          <w:szCs w:val="20"/>
+          <w:lang w:val="es-ES"/>
+        </w:rPr>
+        <w:t xml:space="preserve"/>
+      </w:r>
+      <w:r>
+        <w:rPr>
+          <w:rFonts w:ascii="Arial" w:hAnsi="Arial" w:eastAsia="Arial" w:cs="Arial"/>
+          <w:color w:val="1A1A2E"/>
+          <w:sz w:val="20"/>
+          <w:szCs w:val="20"/>
+          <w:lang w:val="es-ES"/>
+        </w:rPr>
+        <w:t/>
+      </w:r>
+      <w:r>
+        <w:rPr>
+          <w:rFonts w:ascii="Arial" w:hAnsi="Arial" w:eastAsia="Arial" w:cs="Arial"/>
+          <w:color w:val="1A1A2E"/>
+          <w:sz w:val="20"/>
+          <w:szCs w:val="20"/>
+          <w:lang w:val="es-ES"/>
+        </w:rPr>
+        <w:t xml:space="preserve"/>
+      </w:r>
+      <w:r>
+        <w:rPr>
+          <w:rFonts w:ascii="Arial" w:hAnsi="Arial" w:eastAsia="Arial" w:cs="Arial"/>
+          <w:color w:val="1A1A2E"/>
+          <w:sz w:val="20"/>
+          <w:szCs w:val="20"/>
+          <w:lang w:val="es-ES"/>
+        </w:rPr>
+        <w:t/>
+      </w:r>
+      <w:r>
+        <w:rPr>
+          <w:rFonts w:ascii="Arial" w:hAnsi="Arial" w:eastAsia="Arial" w:cs="Arial"/>
+          <w:color w:val="1A1A2E"/>
+          <w:sz w:val="20"/>
+          <w:szCs w:val="20"/>
+          <w:lang w:val="es-ES"/>
+        </w:rPr>
+        <w:t xml:space="preserve"/>
+      </w:r>
+      <w:r>
+        <w:rPr>
+          <w:rFonts w:ascii="Arial" w:hAnsi="Arial" w:eastAsia="Arial" w:cs="Arial"/>
+          <w:color w:val="1A1A2E"/>
+          <w:sz w:val="20"/>
+          <w:szCs w:val="20"/>
+          <w:lang w:val="es-ES"/>
+        </w:rPr>
+        <w:t/>
+      </w:r>
+      <w:r>
+        <w:rPr>
+          <w:rFonts w:ascii="Arial" w:hAnsi="Arial" w:eastAsia="Arial" w:cs="Arial"/>
+          <w:color w:val="1A1A2E"/>
+          <w:sz w:val="20"/>
+          <w:szCs w:val="20"/>
+          <w:lang w:val="es-ES"/>
+        </w:rPr>
+        <w:t xml:space="preserve"/>
+      </w:r>
+      <w:r>
+        <w:rPr>
+          <w:rFonts w:ascii="Arial" w:hAnsi="Arial" w:eastAsia="Arial" w:cs="Arial"/>
+          <w:color w:val="1A1A2E"/>
+          <w:sz w:val="20"/>
+          <w:szCs w:val="20"/>
+          <w:lang w:val="es-ES"/>
+        </w:rPr>
+        <w:t/>
+      </w:r>
+      <w:r>
+        <w:rPr>
+          <w:rFonts w:ascii="Arial" w:hAnsi="Arial" w:eastAsia="Arial" w:cs="Arial"/>
+          <w:color w:val="1A1A2E"/>
+          <w:sz w:val="20"/>
+          <w:szCs w:val="20"/>
+          <w:lang w:val="es-ES"/>
+        </w:rPr>
+        <w:t xml:space="preserve"/>
+      </w:r>
+      <w:r>
+        <w:rPr>
+          <w:rFonts w:ascii="Arial" w:hAnsi="Arial" w:eastAsia="Arial" w:cs="Arial"/>
+          <w:color w:val="1A1A2E"/>
+          <w:sz w:val="20"/>
+          <w:szCs w:val="20"/>
+          <w:lang w:val="es-ES"/>
+        </w:rPr>
+        <w:t/>
+      </w:r>
+      <w:r>
+        <w:rPr>
+          <w:rFonts w:ascii="Arial" w:hAnsi="Arial" w:eastAsia="Arial" w:cs="Arial"/>
+          <w:color w:val="1A1A2E"/>
+          <w:sz w:val="20"/>
+          <w:szCs w:val="20"/>
+          <w:lang w:val="es-ES"/>
+        </w:rPr>
+        <w:t xml:space="preserve"/>
+      </w:r>
+      <w:r>
+        <w:rPr>
+          <w:rFonts w:ascii="Arial" w:hAnsi="Arial" w:eastAsia="Arial" w:cs="Arial"/>
+          <w:color w:val="1A1A2E"/>
+          <w:sz w:val="20"/>
+          <w:szCs w:val="20"/>
+          <w:lang w:val="es-ES"/>
+        </w:rPr>
+        <w:t/>
+      </w:r>
+      <w:r>
+        <w:rPr>
+          <w:rFonts w:ascii="Arial" w:hAnsi="Arial" w:eastAsia="Arial" w:cs="Arial"/>
+          <w:color w:val="1A1A2E"/>
+          <w:sz w:val="20"/>
+          <w:szCs w:val="20"/>
+          <w:lang w:val="es-ES"/>
+        </w:rPr>
+        <w:t xml:space="preserve"/>
       </w:r>
     </w:p>
     <w:p xmlns:wp14="http://schemas.microsoft.com/office/word/2010/wordml" wp14:textId="77777777">
@@ -1217,7 +1211,7 @@
           <w:sz w:val="20"/>
           <w:szCs w:val="20"/>
         </w:rPr>
-        <w:t xml:space="preserve">Built an AI pipeline with privacy factored in from the start: pseudonymization, PII redaction before any external call, and model selection based on job type (latency vs. quality). Unified orchestration across multiple providers, with a deterministic mock for reproducible testing.</w:t>
+        <w:t xml:space="preserve">Work with PostgreSQL, role-based permissions, multi-tenant systems, external APIs and AI integrations.</w:t>
       </w:r>
     </w:p>
     <w:p xmlns:wp14="http://schemas.microsoft.com/office/word/2010/wordml" wp14:textId="0AB9C861">
@@ -1244,50 +1238,109 @@
           <w:szCs w:val="20"/>
           <w:lang w:val="es-ES"/>
         </w:rPr>
-        <w:t>Used AI coding agents and agent</w:t>
-      </w:r>
-      <w:r>
-        <w:rPr>
-          <w:rFonts w:ascii="Arial" w:hAnsi="Arial" w:eastAsia="Arial" w:cs="Arial"/>
-          <w:color w:val="1A1A2E"/>
-          <w:sz w:val="20"/>
-          <w:szCs w:val="20"/>
-          <w:lang w:val="es-ES"/>
-        </w:rPr>
-        <w:t xml:space="preserve"> methodologies</w:t>
-      </w:r>
-      <w:r>
-        <w:rPr>
-          <w:rFonts w:ascii="Arial" w:hAnsi="Arial" w:eastAsia="Arial" w:cs="Arial"/>
-          <w:color w:val="1A1A2E"/>
-          <w:sz w:val="20"/>
-          <w:szCs w:val="20"/>
-          <w:lang w:val="es-ES"/>
-        </w:rPr>
-        <w:t xml:space="preserve"> as part of the actual development loop</w:t>
-      </w:r>
-      <w:r>
-        <w:rPr>
-          <w:rFonts w:ascii="Arial" w:hAnsi="Arial" w:eastAsia="Arial" w:cs="Arial"/>
-          <w:color w:val="1A1A2E"/>
-          <w:sz w:val="20"/>
-          <w:szCs w:val="20"/>
-          <w:lang w:val="es-ES"/>
-        </w:rPr>
-        <w:t>,</w:t>
-      </w:r>
-      <w:r>
-        <w:rPr>
-          <w:rFonts w:ascii="Arial" w:hAnsi="Arial" w:eastAsia="Arial" w:cs="Arial"/>
-          <w:color w:val="1A1A2E"/>
-          <w:sz w:val="20"/>
-          <w:szCs w:val="20"/>
-          <w:lang w:val="es-ES"/>
-        </w:rPr>
-        <w:t xml:space="preserve"> not just for code generation, but for analysis, planning, and review. This also covered producing technical documentation, architecture decisions, and sprint artifacts through structured multi-agent workflows.</w:t>
-      </w:r>
-    </w:p>
-    <w:p xmlns:wp14="http://schemas.microsoft.com/office/word/2010/wordml" wp14:textId="1A91D7CF">
+        <w:t xml:space="preserve">Contribute to AWS deployments and maintenance, code review, testing and CI/CD workflows.</w:t>
+      </w:r>
+      <w:r>
+        <w:rPr>
+          <w:rFonts w:ascii="Arial" w:hAnsi="Arial" w:eastAsia="Arial" w:cs="Arial"/>
+          <w:color w:val="1A1A2E"/>
+          <w:sz w:val="20"/>
+          <w:szCs w:val="20"/>
+          <w:lang w:val="es-ES"/>
+        </w:rPr>
+        <w:t xml:space="preserve"/>
+      </w:r>
+      <w:r>
+        <w:rPr>
+          <w:rFonts w:ascii="Arial" w:hAnsi="Arial" w:eastAsia="Arial" w:cs="Arial"/>
+          <w:color w:val="1A1A2E"/>
+          <w:sz w:val="20"/>
+          <w:szCs w:val="20"/>
+          <w:lang w:val="es-ES"/>
+        </w:rPr>
+        <w:t xml:space="preserve"/>
+      </w:r>
+      <w:r>
+        <w:rPr>
+          <w:rFonts w:ascii="Arial" w:hAnsi="Arial" w:eastAsia="Arial" w:cs="Arial"/>
+          <w:color w:val="1A1A2E"/>
+          <w:sz w:val="20"/>
+          <w:szCs w:val="20"/>
+          <w:lang w:val="es-ES"/>
+        </w:rPr>
+        <w:t/>
+      </w:r>
+      <w:r>
+        <w:rPr>
+          <w:rFonts w:ascii="Arial" w:hAnsi="Arial" w:eastAsia="Arial" w:cs="Arial"/>
+          <w:color w:val="1A1A2E"/>
+          <w:sz w:val="20"/>
+          <w:szCs w:val="20"/>
+          <w:lang w:val="es-ES"/>
+        </w:rPr>
+        <w:t xml:space="preserve"/>
+      </w:r>
+    </w:p>
+    <w:p xmlns:wp14="http://schemas.microsoft.com/office/word/2010/wordml" wp14:textId="77777777">
+      <w:pPr>
+        <w:tabs>
+          <w:tab w:val="right" w:pos="9360"/>
+        </w:tabs>
+        <w:spacing w:before="200" w:after="40"/>
+        <w:keepNext/>
+      </w:pPr>
+      <w:r>
+        <w:rPr>
+          <w:rFonts w:ascii="Arial" w:hAnsi="Arial" w:eastAsia="Arial" w:cs="Arial"/>
+          <w:b/>
+          <w:bCs/>
+          <w:color w:val="1A1A2E"/>
+          <w:sz w:val="22"/>
+          <w:szCs w:val="22"/>
+        </w:rPr>
+        <w:t xml:space="preserve">Full Stack Developer · </w:t>
+      </w:r>
+      <w:r>
+        <w:rPr>
+          <w:rFonts w:ascii="Arial" w:hAnsi="Arial" w:eastAsia="Arial" w:cs="Arial"/>
+          <w:b w:val="false"/>
+          <w:bCs w:val="false"/>
+          <w:color w:val="1A56DB"/>
+          <w:sz w:val="21"/>
+          <w:szCs w:val="21"/>
+        </w:rPr>
+        <w:t xml:space="preserve">Firenze · Ice cream shop and café</w:t>
+      </w:r>
+      <w:r>
+        <w:rPr>
+          <w:rFonts w:ascii="Arial" w:hAnsi="Arial" w:eastAsia="Arial" w:cs="Arial"/>
+          <w:color w:val="444444"/>
+          <w:sz w:val="19"/>
+          <w:szCs w:val="19"/>
+        </w:rPr>
+        <w:tab/>
+        <w:t xml:space="preserve">2026</w:t>
+      </w:r>
+    </w:p>
+    <w:p xmlns:wp14="http://schemas.microsoft.com/office/word/2010/wordml" wp14:textId="77777777">
+      <w:pPr>
+        <w:spacing w:before="0" w:after="60"/>
+        <w:keepNext/>
+      </w:pPr>
+      <w:r>
+        <w:rPr>
+          <w:rFonts w:ascii="Arial" w:hAnsi="Arial" w:eastAsia="Arial" w:cs="Arial"/>
+          <w:i w:val="1"/>
+          <w:iCs w:val="1"/>
+          <w:color w:val="444444"/>
+          <w:sz w:val="18"/>
+          <w:szCs w:val="18"/>
+          <w:lang w:val="en-US"/>
+        </w:rPr>
+        <w:t xml:space="preserve">Next.js · NestJS · PostgreSQL · OpenAPI · AWS · Mercado Pago · Android</w:t>
+      </w:r>
+    </w:p>
+    <w:p xmlns:wp14="http://schemas.microsoft.com/office/word/2010/wordml" wp14:textId="16B37239">
       <w:pPr>
         <w:pStyle w:val="ListParagraph"/>
         <w:numPr>
@@ -1296,56 +1349,241 @@
         </w:numPr>
         <w:spacing w:before="40" w:after="40"/>
         <w:rPr/>
-      </w:pPr>
-      <w:r>
-        <w:rPr>
-          <w:rFonts w:ascii="Arial" w:hAnsi="Arial" w:eastAsia="Arial" w:cs="Arial"/>
-          <w:color w:val="1A1A2E"/>
-          <w:sz w:val="20"/>
-          <w:szCs w:val="20"/>
-          <w:lang w:val="en-US"/>
-        </w:rPr>
-        <w:t>Worked with business logic that had real complexity</w:t>
-      </w:r>
-      <w:r>
-        <w:rPr>
-          <w:rFonts w:ascii="Arial" w:hAnsi="Arial" w:eastAsia="Arial" w:cs="Arial"/>
-          <w:color w:val="1A1A2E"/>
-          <w:sz w:val="20"/>
-          <w:szCs w:val="20"/>
-          <w:lang w:val="en-US"/>
-        </w:rPr>
-        <w:t>,</w:t>
-      </w:r>
-      <w:r>
-        <w:rPr>
-          <w:rFonts w:ascii="Arial" w:hAnsi="Arial" w:eastAsia="Arial" w:cs="Arial"/>
-          <w:color w:val="1A1A2E"/>
-          <w:sz w:val="20"/>
-          <w:szCs w:val="20"/>
-          <w:lang w:val="en-US"/>
-        </w:rPr>
-        <w:t xml:space="preserve"> breaking it down into backend modules with clear responsibilities and enough structure to be </w:t>
-      </w:r>
-      <w:r>
-        <w:rPr>
-          <w:rFonts w:ascii="Arial" w:hAnsi="Arial" w:eastAsia="Arial" w:cs="Arial"/>
-          <w:color w:val="1A1A2E"/>
-          <w:sz w:val="20"/>
-          <w:szCs w:val="20"/>
-          <w:lang w:val="en-US"/>
-        </w:rPr>
-        <w:t>maintained</w:t>
-      </w:r>
-      <w:r>
-        <w:rPr>
-          <w:rFonts w:ascii="Arial" w:hAnsi="Arial" w:eastAsia="Arial" w:cs="Arial"/>
-          <w:color w:val="1A1A2E"/>
-          <w:sz w:val="20"/>
-          <w:szCs w:val="20"/>
-          <w:lang w:val="en-US"/>
-        </w:rPr>
-        <w:t xml:space="preserve"> and extended without things falling apart.</w:t>
+        <w:keepNext/>
+      </w:pPr>
+      <w:r>
+        <w:rPr>
+          <w:rFonts w:ascii="Arial" w:hAnsi="Arial" w:eastAsia="Arial" w:cs="Arial"/>
+          <w:color w:val="1A1A2E"/>
+          <w:sz w:val="20"/>
+          <w:szCs w:val="20"/>
+          <w:lang w:val="en-US"/>
+        </w:rPr>
+        <w:t xml:space="preserve">Developed a web storefront and management console for catalog, orders and branch operations, with role-based access.</w:t>
+      </w:r>
+      <w:r>
+        <w:rPr>
+          <w:rFonts w:ascii="Arial" w:hAnsi="Arial" w:eastAsia="Arial" w:cs="Arial"/>
+          <w:color w:val="1A1A2E"/>
+          <w:sz w:val="20"/>
+          <w:szCs w:val="20"/>
+          <w:lang w:val="en-US"/>
+        </w:rPr>
+        <w:t/>
+      </w:r>
+      <w:r>
+        <w:rPr>
+          <w:rFonts w:ascii="Arial" w:hAnsi="Arial" w:eastAsia="Arial" w:cs="Arial"/>
+          <w:color w:val="1A1A2E"/>
+          <w:sz w:val="20"/>
+          <w:szCs w:val="20"/>
+          <w:lang w:val="en-US"/>
+        </w:rPr>
+        <w:t xml:space="preserve"/>
+      </w:r>
+      <w:r>
+        <w:rPr>
+          <w:rFonts w:ascii="Arial" w:hAnsi="Arial" w:eastAsia="Arial" w:cs="Arial"/>
+          <w:color w:val="1A1A2E"/>
+          <w:sz w:val="20"/>
+          <w:szCs w:val="20"/>
+          <w:lang w:val="en-US"/>
+        </w:rPr>
+        <w:t/>
+      </w:r>
+      <w:r>
+        <w:rPr>
+          <w:rFonts w:ascii="Arial" w:hAnsi="Arial" w:eastAsia="Arial" w:cs="Arial"/>
+          <w:color w:val="1A1A2E"/>
+          <w:sz w:val="20"/>
+          <w:szCs w:val="20"/>
+          <w:lang w:val="en-US"/>
+        </w:rPr>
+        <w:t xml:space="preserve"/>
+      </w:r>
+    </w:p>
+    <w:p xmlns:wp14="http://schemas.microsoft.com/office/word/2010/wordml" wp14:textId="16B37239">
+      <w:pPr>
+        <w:pStyle w:val="ListParagraph"/>
+        <w:numPr>
+          <w:ilvl w:val="0"/>
+          <w:numId w:val="2"/>
+        </w:numPr>
+        <w:spacing w:before="40" w:after="40"/>
+        <w:rPr/>
+        <w:keepNext/>
+      </w:pPr>
+      <w:r>
+        <w:rPr>
+          <w:rFonts w:ascii="Arial" w:hAnsi="Arial" w:eastAsia="Arial" w:cs="Arial"/>
+          <w:color w:val="1A1A2E"/>
+          <w:sz w:val="20"/>
+          <w:szCs w:val="20"/>
+          <w:lang w:val="en-US"/>
+        </w:rPr>
+        <w:t xml:space="preserve">Defined infrastructure with AWS CDK and CloudFormation: ECS/EC2 containers, PostgreSQL on RDS and S3/SQS services.</w:t>
+      </w:r>
+      <w:r>
+        <w:rPr>
+          <w:rFonts w:ascii="Arial" w:hAnsi="Arial" w:eastAsia="Arial" w:cs="Arial"/>
+          <w:color w:val="1A1A2E"/>
+          <w:sz w:val="20"/>
+          <w:szCs w:val="20"/>
+          <w:lang w:val="en-US"/>
+        </w:rPr>
+        <w:t/>
+      </w:r>
+      <w:r>
+        <w:rPr>
+          <w:rFonts w:ascii="Arial" w:hAnsi="Arial" w:eastAsia="Arial" w:cs="Arial"/>
+          <w:color w:val="1A1A2E"/>
+          <w:sz w:val="20"/>
+          <w:szCs w:val="20"/>
+          <w:lang w:val="en-US"/>
+        </w:rPr>
+        <w:t xml:space="preserve"/>
+      </w:r>
+      <w:r>
+        <w:rPr>
+          <w:rFonts w:ascii="Arial" w:hAnsi="Arial" w:eastAsia="Arial" w:cs="Arial"/>
+          <w:color w:val="1A1A2E"/>
+          <w:sz w:val="20"/>
+          <w:szCs w:val="20"/>
+          <w:lang w:val="en-US"/>
+        </w:rPr>
+        <w:t/>
+      </w:r>
+      <w:r>
+        <w:rPr>
+          <w:rFonts w:ascii="Arial" w:hAnsi="Arial" w:eastAsia="Arial" w:cs="Arial"/>
+          <w:color w:val="1A1A2E"/>
+          <w:sz w:val="20"/>
+          <w:szCs w:val="20"/>
+          <w:lang w:val="en-US"/>
+        </w:rPr>
+        <w:t xml:space="preserve"/>
+      </w:r>
+    </w:p>
+    <w:p xmlns:wp14="http://schemas.microsoft.com/office/word/2010/wordml" wp14:textId="16B37239">
+      <w:pPr>
+        <w:pStyle w:val="ListParagraph"/>
+        <w:numPr>
+          <w:ilvl w:val="0"/>
+          <w:numId w:val="2"/>
+        </w:numPr>
+        <w:spacing w:before="40" w:after="40"/>
+        <w:rPr/>
+      </w:pPr>
+      <w:r>
+        <w:rPr>
+          <w:rFonts w:ascii="Arial" w:hAnsi="Arial" w:eastAsia="Arial" w:cs="Arial"/>
+          <w:color w:val="1A1A2E"/>
+          <w:sz w:val="20"/>
+          <w:szCs w:val="20"/>
+          <w:lang w:val="en-US"/>
+        </w:rPr>
+        <w:t xml:space="preserve">Worked on IAM permissions, secrets management, observability and GitHub Actions deployment workflows.</w:t>
+      </w:r>
+      <w:r>
+        <w:rPr>
+          <w:rFonts w:ascii="Arial" w:hAnsi="Arial" w:eastAsia="Arial" w:cs="Arial"/>
+          <w:color w:val="1A1A2E"/>
+          <w:sz w:val="20"/>
+          <w:szCs w:val="20"/>
+          <w:lang w:val="en-US"/>
+        </w:rPr>
+        <w:t/>
+      </w:r>
+      <w:r>
+        <w:rPr>
+          <w:rFonts w:ascii="Arial" w:hAnsi="Arial" w:eastAsia="Arial" w:cs="Arial"/>
+          <w:color w:val="1A1A2E"/>
+          <w:sz w:val="20"/>
+          <w:szCs w:val="20"/>
+          <w:lang w:val="en-US"/>
+        </w:rPr>
+        <w:t xml:space="preserve"/>
+      </w:r>
+      <w:r>
+        <w:rPr>
+          <w:rFonts w:ascii="Arial" w:hAnsi="Arial" w:eastAsia="Arial" w:cs="Arial"/>
+          <w:color w:val="1A1A2E"/>
+          <w:sz w:val="20"/>
+          <w:szCs w:val="20"/>
+          <w:lang w:val="en-US"/>
+        </w:rPr>
+        <w:t/>
+      </w:r>
+      <w:r>
+        <w:rPr>
+          <w:rFonts w:ascii="Arial" w:hAnsi="Arial" w:eastAsia="Arial" w:cs="Arial"/>
+          <w:color w:val="1A1A2E"/>
+          <w:sz w:val="20"/>
+          <w:szCs w:val="20"/>
+          <w:lang w:val="en-US"/>
+        </w:rPr>
+        <w:t xml:space="preserve"/>
+      </w:r>
+    </w:p>
+    <w:p xmlns:wp14="http://schemas.microsoft.com/office/word/2010/wordml" wp14:textId="16B37239">
+      <w:pPr>
+        <w:pStyle w:val="ListParagraph"/>
+        <w:numPr>
+          <w:ilvl w:val="0"/>
+          <w:numId w:val="2"/>
+        </w:numPr>
+        <w:spacing w:before="40" w:after="40"/>
+        <w:rPr/>
+      </w:pPr>
+      <w:r>
+        <w:rPr>
+          <w:rFonts w:ascii="Arial" w:hAnsi="Arial" w:eastAsia="Arial" w:cs="Arial"/>
+          <w:color w:val="1A1A2E"/>
+          <w:sz w:val="20"/>
+          <w:szCs w:val="20"/>
+          <w:lang w:val="en-US"/>
+        </w:rPr>
+        <w:t xml:space="preserve">Implemented OpenAPI contracts, an Android app and receipt printing; prepared WhatsApp and Mercado Pago integrations.</w:t>
+      </w:r>
+      <w:r>
+        <w:rPr>
+          <w:rFonts w:ascii="Arial" w:hAnsi="Arial" w:eastAsia="Arial" w:cs="Arial"/>
+          <w:color w:val="1A1A2E"/>
+          <w:sz w:val="20"/>
+          <w:szCs w:val="20"/>
+          <w:lang w:val="en-US"/>
+        </w:rPr>
+        <w:t/>
+      </w:r>
+      <w:r>
+        <w:rPr>
+          <w:rFonts w:ascii="Arial" w:hAnsi="Arial" w:eastAsia="Arial" w:cs="Arial"/>
+          <w:color w:val="1A1A2E"/>
+          <w:sz w:val="20"/>
+          <w:szCs w:val="20"/>
+          <w:lang w:val="en-US"/>
+        </w:rPr>
+        <w:t xml:space="preserve"/>
+      </w:r>
+      <w:r>
+        <w:rPr>
+          <w:rFonts w:ascii="Arial" w:hAnsi="Arial" w:eastAsia="Arial" w:cs="Arial"/>
+          <w:color w:val="1A1A2E"/>
+          <w:sz w:val="20"/>
+          <w:szCs w:val="20"/>
+          <w:lang w:val="en-US"/>
+        </w:rPr>
+        <w:t/>
+      </w:r>
+      <w:r>
+        <w:rPr>
+          <w:rFonts w:ascii="Arial" w:hAnsi="Arial" w:eastAsia="Arial" w:cs="Arial"/>
+          <w:color w:val="1A1A2E"/>
+          <w:sz w:val="20"/>
+          <w:szCs w:val="20"/>
+          <w:lang w:val="en-US"/>
+        </w:rPr>
+        <w:t xml:space="preserve"/>
       </w:r>
     </w:p>
     <w:p xmlns:wp14="http://schemas.microsoft.com/office/word/2010/wordml" wp14:textId="77777777">
@@ -1354,6 +1592,8 @@
           <w:tab w:val="right" w:pos="9360"/>
         </w:tabs>
         <w:spacing w:before="200" w:after="40"/>
+        <w:keepNext/>
+        <w:pageBreakBefore/>
       </w:pPr>
       <w:r>
         <w:rPr>
@@ -1365,7 +1605,7 @@
           <w:szCs w:val="22"/>
           <w:lang w:val="en-US"/>
         </w:rPr>
-        <w:t>Full Stack Developer — Internship</w:t>
+        <w:t xml:space="preserve">Full Stack Developer - Internship · </w:t>
       </w:r>
       <w:r>
         <w:rPr>
@@ -1375,19 +1615,7 @@
           <w:szCs w:val="20"/>
           <w:lang w:val="en-US"/>
         </w:rPr>
-        <w:t xml:space="preserve">  ·  </w:t>
-      </w:r>
-      <w:r>
-        <w:rPr>
-          <w:rFonts w:ascii="Arial" w:hAnsi="Arial" w:eastAsia="Arial" w:cs="Arial"/>
-          <w:b w:val="0"/>
-          <w:bCs w:val="0"/>
-          <w:color w:val="1A56DB"/>
-          <w:sz w:val="21"/>
-          <w:szCs w:val="21"/>
-          <w:lang w:val="en-US"/>
-        </w:rPr>
-        <w:t>Robolytics · Pricing Platform</w:t>
+        <w:t xml:space="preserve">Robolytics</w:t>
       </w:r>
       <w:r>
         <w:rPr>
@@ -1397,12 +1625,14 @@
           <w:szCs w:val="19"/>
           <w:lang w:val="en-US"/>
         </w:rPr>
-        <w:t>Jul 2025 – Nov 2025</w:t>
+        <w:tab/>
+        <w:t xml:space="preserve">Jul 2025 - Nov 2025</w:t>
       </w:r>
     </w:p>
     <w:p xmlns:wp14="http://schemas.microsoft.com/office/word/2010/wordml" wp14:textId="77777777">
       <w:pPr>
         <w:spacing w:before="0" w:after="60"/>
+        <w:keepNext/>
       </w:pPr>
       <w:r>
         <w:rPr>
@@ -1435,7 +1665,7 @@
           <w:szCs w:val="20"/>
           <w:lang w:val="en-US"/>
         </w:rPr>
-        <w:t>Worked within a microservices architecture: 3 NestJS servers (orchestrator + 2 services) with direct PostgreSQL clients, manual schema design, and migrations without ORM abstraction.</w:t>
+        <w:t xml:space="preserve">Worked across three NestJS services using direct PostgreSQL clients, schema design and migrations without an ORM.</w:t>
       </w:r>
     </w:p>
     <w:p xmlns:wp14="http://schemas.microsoft.com/office/word/2010/wordml" wp14:textId="77777777">
@@ -1454,7 +1684,7 @@
           <w:sz w:val="20"/>
           <w:szCs w:val="20"/>
         </w:rPr>
-        <w:t xml:space="preserve">Developed scraping and data ingestion pipelines using Puppeteer and Playwright, with LLM integration for data normalization and product insight extraction.</w:t>
+        <w:t xml:space="preserve">Developed scraping and ingestion with Puppeteer and Playwright, and LLM-based product normalization.</w:t>
       </w:r>
     </w:p>
     <w:p xmlns:wp14="http://schemas.microsoft.com/office/word/2010/wordml" wp14:textId="77777777">
@@ -1473,7 +1703,7 @@
           <w:sz w:val="20"/>
           <w:szCs w:val="20"/>
         </w:rPr>
-        <w:t xml:space="preserve">Reorganized scraper management into a centralized and configurable structure, making it easier to incorporate new sources with different libraries or configurations independently.</w:t>
+        <w:t xml:space="preserve">Centralized scraper configuration to support new sources and libraries independently.</w:t>
       </w:r>
     </w:p>
     <w:p xmlns:wp14="http://schemas.microsoft.com/office/word/2010/wordml" wp14:textId="77777777">
@@ -1492,7 +1722,7 @@
           <w:sz w:val="20"/>
           <w:szCs w:val="20"/>
         </w:rPr>
-        <w:t xml:space="preserve">Contributed to the frontend using Next.js with Ant Design, Tailwind, and Recharts for data visualization; coordinated CI/CD pipelines across GitLab and GitHub.</w:t>
+        <w:t xml:space="preserve">Contributed to the Next.js frontend with Ant Design and Recharts and to GitLab and GitHub CI/CD workflows.</w:t>
       </w:r>
     </w:p>
     <w:p xmlns:wp14="http://schemas.microsoft.com/office/word/2010/wordml" wp14:textId="77777777">
@@ -1501,17 +1731,19 @@
           <w:tab w:val="right" w:pos="9360"/>
         </w:tabs>
         <w:spacing w:before="200" w:after="40"/>
-      </w:pPr>
-      <w:r>
-        <w:rPr>
-          <w:rFonts w:ascii="Arial" w:hAnsi="Arial" w:eastAsia="Arial" w:cs="Arial"/>
-          <w:b/>
-          <w:bCs/>
+        <w:keepNext/>
+      </w:pPr>
+      <w:r>
+        <w:rPr>
+          <w:rFonts w:ascii="Arial" w:hAnsi="Arial" w:eastAsia="Arial" w:cs="Arial"/>
+          <w:b w:val="1"/>
+          <w:bCs w:val="1"/>
           <w:color w:val="1A1A2E"/>
           <w:sz w:val="22"/>
           <w:szCs w:val="22"/>
-        </w:rPr>
-        <w:t xml:space="preserve">Full Stack Developer (Solo)</w:t>
+          <w:lang w:val="en-US"/>
+        </w:rPr>
+        <w:t xml:space="preserve">Full Stack Developer · </w:t>
       </w:r>
       <w:r>
         <w:rPr>
@@ -1519,19 +1751,9 @@
           <w:color w:val="444444"/>
           <w:sz w:val="20"/>
           <w:szCs w:val="20"/>
-        </w:rPr>
-        <w:t xml:space="preserve">  ·  </w:t>
-      </w:r>
-      <w:r>
-        <w:rPr>
-          <w:rFonts w:ascii="Arial" w:hAnsi="Arial" w:eastAsia="Arial" w:cs="Arial"/>
-          <w:b w:val="false"/>
-          <w:bCs w:val="false"/>
-          <w:color w:val="1A56DB"/>
-          <w:sz w:val="21"/>
-          <w:szCs w:val="21"/>
-        </w:rPr>
-        <w:t xml:space="preserve">WePlay · Personal Project — Gaming Community Platform</w:t>
+          <w:lang w:val="en-US"/>
+        </w:rPr>
+        <w:t xml:space="preserve">WePlay · Personal project</w:t>
       </w:r>
       <w:r>
         <w:rPr>
@@ -1539,13 +1761,16 @@
           <w:color w:val="444444"/>
           <w:sz w:val="19"/>
           <w:szCs w:val="19"/>
-        </w:rPr>
-        <w:t xml:space="preserve">	Sep 2024 – Present</w:t>
+          <w:lang w:val="en-US"/>
+        </w:rPr>
+        <w:tab/>
+        <w:t xml:space="preserve">Since Sep 2024</w:t>
       </w:r>
     </w:p>
     <w:p xmlns:wp14="http://schemas.microsoft.com/office/word/2010/wordml" wp14:textId="77777777">
       <w:pPr>
         <w:spacing w:before="0" w:after="60"/>
+        <w:keepNext/>
       </w:pPr>
       <w:r>
         <w:rPr>
@@ -1578,67 +1803,67 @@
           <w:szCs w:val="20"/>
           <w:lang w:val="en-US"/>
         </w:rPr>
-        <w:t xml:space="preserve">Full-stack </w:t>
-      </w:r>
-      <w:r>
-        <w:rPr>
-          <w:rFonts w:ascii="Arial" w:hAnsi="Arial" w:eastAsia="Arial" w:cs="Arial"/>
-          <w:color w:val="1A1A2E"/>
-          <w:sz w:val="20"/>
-          <w:szCs w:val="20"/>
-          <w:lang w:val="en-US"/>
-        </w:rPr>
-        <w:t>monorepo</w:t>
-      </w:r>
-      <w:r>
-        <w:rPr>
-          <w:rFonts w:ascii="Arial" w:hAnsi="Arial" w:eastAsia="Arial" w:cs="Arial"/>
-          <w:color w:val="1A1A2E"/>
-          <w:sz w:val="20"/>
-          <w:szCs w:val="20"/>
-          <w:lang w:val="en-US"/>
-        </w:rPr>
-        <w:t xml:space="preserve"> with Next.js 15 and </w:t>
-      </w:r>
-      <w:r>
-        <w:rPr>
-          <w:rFonts w:ascii="Arial" w:hAnsi="Arial" w:eastAsia="Arial" w:cs="Arial"/>
-          <w:color w:val="1A1A2E"/>
-          <w:sz w:val="20"/>
-          <w:szCs w:val="20"/>
-          <w:lang w:val="en-US"/>
-        </w:rPr>
-        <w:t>tRPC</w:t>
-      </w:r>
-      <w:r>
-        <w:rPr>
-          <w:rFonts w:ascii="Arial" w:hAnsi="Arial" w:eastAsia="Arial" w:cs="Arial"/>
-          <w:color w:val="1A1A2E"/>
-          <w:sz w:val="20"/>
-          <w:szCs w:val="20"/>
-          <w:lang w:val="en-US"/>
-        </w:rPr>
-        <w:t xml:space="preserve"> v11</w:t>
-      </w:r>
-      <w:r>
-        <w:rPr>
-          <w:rFonts w:ascii="Arial" w:hAnsi="Arial" w:eastAsia="Arial" w:cs="Arial"/>
-          <w:color w:val="1A1A2E"/>
-          <w:sz w:val="20"/>
-          <w:szCs w:val="20"/>
-          <w:lang w:val="en-US"/>
-        </w:rPr>
-        <w:t>,</w:t>
-      </w:r>
-      <w:r>
-        <w:rPr>
-          <w:rFonts w:ascii="Arial" w:hAnsi="Arial" w:eastAsia="Arial" w:cs="Arial"/>
-          <w:color w:val="1A1A2E"/>
-          <w:sz w:val="20"/>
-          <w:szCs w:val="20"/>
-          <w:lang w:val="en-US"/>
-        </w:rPr>
-        <w:t xml:space="preserve"> all client-server communication goes through typed procedures, which keeps the contract between both sides explicit and makes refactoring a lot less painful.</w:t>
+        <w:t xml:space="preserve">Personal project for meeting people, playing together and learning as a community. Currently paused, with plans to resume.</w:t>
+      </w:r>
+      <w:r>
+        <w:rPr>
+          <w:rFonts w:ascii="Arial" w:hAnsi="Arial" w:eastAsia="Arial" w:cs="Arial"/>
+          <w:color w:val="1A1A2E"/>
+          <w:sz w:val="20"/>
+          <w:szCs w:val="20"/>
+          <w:lang w:val="en-US"/>
+        </w:rPr>
+        <w:t/>
+      </w:r>
+      <w:r>
+        <w:rPr>
+          <w:rFonts w:ascii="Arial" w:hAnsi="Arial" w:eastAsia="Arial" w:cs="Arial"/>
+          <w:color w:val="1A1A2E"/>
+          <w:sz w:val="20"/>
+          <w:szCs w:val="20"/>
+          <w:lang w:val="en-US"/>
+        </w:rPr>
+        <w:t xml:space="preserve"/>
+      </w:r>
+      <w:r>
+        <w:rPr>
+          <w:rFonts w:ascii="Arial" w:hAnsi="Arial" w:eastAsia="Arial" w:cs="Arial"/>
+          <w:color w:val="1A1A2E"/>
+          <w:sz w:val="20"/>
+          <w:szCs w:val="20"/>
+          <w:lang w:val="en-US"/>
+        </w:rPr>
+        <w:t/>
+      </w:r>
+      <w:r>
+        <w:rPr>
+          <w:rFonts w:ascii="Arial" w:hAnsi="Arial" w:eastAsia="Arial" w:cs="Arial"/>
+          <w:color w:val="1A1A2E"/>
+          <w:sz w:val="20"/>
+          <w:szCs w:val="20"/>
+          <w:lang w:val="en-US"/>
+        </w:rPr>
+        <w:t xml:space="preserve"/>
+      </w:r>
+      <w:r>
+        <w:rPr>
+          <w:rFonts w:ascii="Arial" w:hAnsi="Arial" w:eastAsia="Arial" w:cs="Arial"/>
+          <w:color w:val="1A1A2E"/>
+          <w:sz w:val="20"/>
+          <w:szCs w:val="20"/>
+          <w:lang w:val="en-US"/>
+        </w:rPr>
+        <w:t/>
+      </w:r>
+      <w:r>
+        <w:rPr>
+          <w:rFonts w:ascii="Arial" w:hAnsi="Arial" w:eastAsia="Arial" w:cs="Arial"/>
+          <w:color w:val="1A1A2E"/>
+          <w:sz w:val="20"/>
+          <w:szCs w:val="20"/>
+          <w:lang w:val="en-US"/>
+        </w:rPr>
+        <w:t xml:space="preserve"/>
       </w:r>
     </w:p>
     <w:p xmlns:wp14="http://schemas.microsoft.com/office/word/2010/wordml" wp14:textId="77777777">
@@ -1657,7 +1882,7 @@
           <w:sz w:val="20"/>
           <w:szCs w:val="20"/>
         </w:rPr>
-        <w:t xml:space="preserve">Real-time features via Server-Sent Events (SSE) for room sync, live notifications, and state updates; webhooks for audio/video event handling on the backend side.</w:t>
+        <w:t xml:space="preserve">Built rooms and participant management with PostgreSQL and tRPC; real-time synchronization with SSE and Redis pub/sub.</w:t>
       </w:r>
     </w:p>
     <w:p xmlns:wp14="http://schemas.microsoft.com/office/word/2010/wordml" wp14:textId="77777777">
@@ -1678,10 +1903,70 @@
           <w:szCs w:val="20"/>
           <w:lang w:val="en-US"/>
         </w:rPr>
-        <w:t>Implemented asset storage with AWS S3 + presigned URLs, Redis caching and coordination via Upstash, and Livekit for voice/video features.</w:t>
-      </w:r>
-    </w:p>
-    <w:p xmlns:wp14="http://schemas.microsoft.com/office/word/2010/wordml" wp14:textId="1065C512">
+        <w:t xml:space="preserve">Integrated Auth.js authentication, S3 file storage and LiveKit voice communication.</w:t>
+      </w:r>
+    </w:p>
+    <w:p xmlns:wp14="http://schemas.microsoft.com/office/word/2010/wordml" wp14:textId="77777777">
+      <w:pPr>
+        <w:tabs>
+          <w:tab w:val="right" w:pos="9360"/>
+        </w:tabs>
+        <w:spacing w:before="200" w:after="40"/>
+        <w:keepNext/>
+      </w:pPr>
+      <w:r>
+        <w:rPr>
+          <w:rFonts w:ascii="Arial" w:hAnsi="Arial" w:eastAsia="Arial" w:cs="Arial"/>
+          <w:b w:val="1"/>
+          <w:bCs w:val="1"/>
+          <w:color w:val="1A1A2E"/>
+          <w:sz w:val="22"/>
+          <w:szCs w:val="22"/>
+          <w:lang w:val="en-US"/>
+        </w:rPr>
+        <w:t xml:space="preserve">Full Stack Developer · </w:t>
+      </w:r>
+      <w:r>
+        <w:rPr>
+          <w:rFonts w:ascii="Arial" w:hAnsi="Arial" w:eastAsia="Arial" w:cs="Arial"/>
+          <w:color w:val="444444"/>
+          <w:sz w:val="20"/>
+          <w:szCs w:val="20"/>
+          <w:lang w:val="en-US"/>
+        </w:rPr>
+        <w:t xml:space="preserve">Nisaley · E-commerce MVP</w:t>
+      </w:r>
+      <w:r>
+        <w:rPr>
+          <w:rFonts w:ascii="Arial" w:hAnsi="Arial" w:eastAsia="Arial" w:cs="Arial"/>
+          <w:color w:val="444444"/>
+          <w:sz w:val="19"/>
+          <w:szCs w:val="19"/>
+          <w:lang w:val="en-US"/>
+        </w:rPr>
+        <w:tab/>
+        <w:t xml:space="preserve">Dec 2024 - Jan 2025</w:t>
+      </w:r>
+    </w:p>
+    <w:p xmlns:wp14="http://schemas.microsoft.com/office/word/2010/wordml" wp14:textId="77777777">
+      <w:pPr>
+        <w:spacing w:before="0" w:after="60"/>
+        <w:keepNext/>
+      </w:pPr>
+      <w:r>
+        <w:rPr>
+          <w:rFonts w:ascii="Arial" w:hAnsi="Arial" w:eastAsia="Arial" w:cs="Arial"/>
+          <w:i w:val="1"/>
+          <w:iCs w:val="1"/>
+          <w:color w:val="444444"/>
+          <w:sz w:val="18"/>
+          <w:szCs w:val="18"/>
+          <w:lang w:val="en-US"/>
+        </w:rPr>
+        <w:t>Next.js 15 · tRPC · TanStack Query · Zustand · Drizzle ORM · AWS S3 · Mercado Pago</w:t>
+      </w:r>
+    </w:p>
+    <w:p xmlns:wp14="http://schemas.microsoft.com/office/word/2010/wordml" wp14:textId="77777777">
       <w:pPr>
         <w:pStyle w:val="ListParagraph"/>
         <w:numPr>
@@ -1689,6 +1974,25 @@
           <w:numId w:val="2"/>
         </w:numPr>
         <w:spacing w:before="40" w:after="40"/>
+      </w:pPr>
+      <w:r>
+        <w:rPr>
+          <w:rFonts w:ascii="Arial" w:hAnsi="Arial" w:eastAsia="Arial" w:cs="Arial"/>
+          <w:color w:val="1A1A2E"/>
+          <w:sz w:val="20"/>
+          <w:szCs w:val="20"/>
+        </w:rPr>
+        <w:t xml:space="preserve">Delivered a functional MVP in under six weeks: catalog, product management, Mercado Pago checkout, QR codes and S3 images.</w:t>
+      </w:r>
+    </w:p>
+    <w:p xmlns:wp14="http://schemas.microsoft.com/office/word/2010/wordml" wp14:textId="77777777">
+      <w:pPr>
+        <w:pStyle w:val="ListParagraph"/>
+        <w:numPr>
+          <w:ilvl w:val="0"/>
+          <w:numId w:val="2"/>
+        </w:numPr>
+        <w:spacing w:before="40" w:after="40"/>
         <w:rPr/>
       </w:pPr>
       <w:r>
@@ -1699,67 +2003,7 @@
           <w:szCs w:val="20"/>
           <w:lang w:val="en-US"/>
         </w:rPr>
-        <w:t xml:space="preserve">Auth with </w:t>
-      </w:r>
-      <w:r>
-        <w:rPr>
-          <w:rFonts w:ascii="Arial" w:hAnsi="Arial" w:eastAsia="Arial" w:cs="Arial"/>
-          <w:color w:val="1A1A2E"/>
-          <w:sz w:val="20"/>
-          <w:szCs w:val="20"/>
-          <w:lang w:val="en-US"/>
-        </w:rPr>
-        <w:t>NextAuth</w:t>
-      </w:r>
-      <w:r>
-        <w:rPr>
-          <w:rFonts w:ascii="Arial" w:hAnsi="Arial" w:eastAsia="Arial" w:cs="Arial"/>
-          <w:color w:val="1A1A2E"/>
-          <w:sz w:val="20"/>
-          <w:szCs w:val="20"/>
-          <w:lang w:val="en-US"/>
-        </w:rPr>
-        <w:t xml:space="preserve">/Auth.js and Drizzle adapter; RBAC lives at the </w:t>
-      </w:r>
-      <w:r>
-        <w:rPr>
-          <w:rFonts w:ascii="Arial" w:hAnsi="Arial" w:eastAsia="Arial" w:cs="Arial"/>
-          <w:color w:val="1A1A2E"/>
-          <w:sz w:val="20"/>
-          <w:szCs w:val="20"/>
-          <w:lang w:val="en-US"/>
-        </w:rPr>
-        <w:t>tRPC</w:t>
-      </w:r>
-      <w:r>
-        <w:rPr>
-          <w:rFonts w:ascii="Arial" w:hAnsi="Arial" w:eastAsia="Arial" w:cs="Arial"/>
-          <w:color w:val="1A1A2E"/>
-          <w:sz w:val="20"/>
-          <w:szCs w:val="20"/>
-          <w:lang w:val="en-US"/>
-        </w:rPr>
-        <w:t xml:space="preserve"> middleware level, so each procedure knows what role is allowed before doing anything</w:t>
-      </w:r>
-      <w:r>
-        <w:rPr>
-          <w:rFonts w:ascii="Arial" w:hAnsi="Arial" w:eastAsia="Arial" w:cs="Arial"/>
-          <w:color w:val="1A1A2E"/>
-          <w:sz w:val="20"/>
-          <w:szCs w:val="20"/>
-          <w:lang w:val="en-US"/>
-        </w:rPr>
-        <w:t>,</w:t>
-      </w:r>
-      <w:r>
-        <w:rPr>
-          <w:rFonts w:ascii="Arial" w:hAnsi="Arial" w:eastAsia="Arial" w:cs="Arial"/>
-          <w:color w:val="1A1A2E"/>
-          <w:sz w:val="20"/>
-          <w:szCs w:val="20"/>
-          <w:lang w:val="en-US"/>
-        </w:rPr>
-        <w:t xml:space="preserve"> different flows and onboarding depending on the user's role.</w:t>
+        <w:t xml:space="preserve">Managed queries and caching with TanStack Query, global state with Zustand and authentication with the Drizzle adapter.</w:t>
       </w:r>
     </w:p>
     <w:p xmlns:wp14="http://schemas.microsoft.com/office/word/2010/wordml" wp14:textId="77777777">
@@ -1768,6 +2012,7 @@
           <w:tab w:val="right" w:pos="9360"/>
         </w:tabs>
         <w:spacing w:before="200" w:after="40"/>
+        <w:keepNext/>
       </w:pPr>
       <w:r>
         <w:rPr>
@@ -1779,7 +2024,7 @@
           <w:szCs w:val="22"/>
           <w:lang w:val="en-US"/>
         </w:rPr>
-        <w:t>Full Stack Developer</w:t>
+        <w:t xml:space="preserve">Backend Developer · </w:t>
       </w:r>
       <w:r>
         <w:rPr>
@@ -1789,19 +2034,7 @@
           <w:szCs w:val="20"/>
           <w:lang w:val="en-US"/>
         </w:rPr>
-        <w:t xml:space="preserve">  ·  </w:t>
-      </w:r>
-      <w:r>
-        <w:rPr>
-          <w:rFonts w:ascii="Arial" w:hAnsi="Arial" w:eastAsia="Arial" w:cs="Arial"/>
-          <w:b w:val="0"/>
-          <w:bCs w:val="0"/>
-          <w:color w:val="1A56DB"/>
-          <w:sz w:val="21"/>
-          <w:szCs w:val="21"/>
-          <w:lang w:val="en-US"/>
-        </w:rPr>
-        <w:t>Nisaley · E-commerce MVP</w:t>
+        <w:t xml:space="preserve">Trabajo en Digital</w:t>
       </w:r>
       <w:r>
         <w:rPr>
@@ -1811,12 +2044,14 @@
           <w:szCs w:val="19"/>
           <w:lang w:val="en-US"/>
         </w:rPr>
-        <w:t>Dec 2024 – Jan 2025</w:t>
+        <w:tab/>
+        <w:t xml:space="preserve">Mar 2024 - Sep 2024</w:t>
       </w:r>
     </w:p>
     <w:p xmlns:wp14="http://schemas.microsoft.com/office/word/2010/wordml" wp14:textId="77777777">
       <w:pPr>
         <w:spacing w:before="0" w:after="60"/>
+        <w:keepNext/>
       </w:pPr>
       <w:r>
         <w:rPr>
@@ -1828,7 +2063,7 @@
           <w:szCs w:val="18"/>
           <w:lang w:val="en-US"/>
         </w:rPr>
-        <w:t>Next.js 15 · tRPC · TanStack Query · Zustand · Drizzle ORM · AWS S3 · Mercado Pago</w:t>
+        <w:t>tRPC · PostgreSQL · Node.js</w:t>
       </w:r>
     </w:p>
     <w:p xmlns:wp14="http://schemas.microsoft.com/office/word/2010/wordml" wp14:textId="77777777">
@@ -1847,7 +2082,7 @@
           <w:sz w:val="20"/>
           <w:szCs w:val="20"/>
         </w:rPr>
-        <w:t xml:space="preserve">Delivered a functional MVP in under 6 weeks: full product management, Mercado Pago checkout integration, QR generation, and image storage on AWS S3.</w:t>
+        <w:t xml:space="preserve">Designed endpoints, validations and query optimizations; resolved critical bugs in job listings and application flows.</w:t>
       </w:r>
     </w:p>
     <w:p xmlns:wp14="http://schemas.microsoft.com/office/word/2010/wordml" wp14:textId="77777777">
@@ -1868,112 +2103,7 @@
           <w:szCs w:val="20"/>
           <w:lang w:val="en-US"/>
         </w:rPr>
-        <w:t>Advanced fetching and cache management with TanStack Query; global state with Zustand; authentication with Drizzle adapter.</w:t>
-      </w:r>
-    </w:p>
-    <w:p xmlns:wp14="http://schemas.microsoft.com/office/word/2010/wordml" wp14:textId="77777777">
-      <w:pPr>
-        <w:tabs>
-          <w:tab w:val="right" w:pos="9360"/>
-        </w:tabs>
-        <w:spacing w:before="200" w:after="40"/>
-      </w:pPr>
-      <w:r>
-        <w:rPr>
-          <w:rFonts w:ascii="Arial" w:hAnsi="Arial" w:eastAsia="Arial" w:cs="Arial"/>
-          <w:b/>
-          <w:bCs/>
-          <w:color w:val="1A1A2E"/>
-          <w:sz w:val="22"/>
-          <w:szCs w:val="22"/>
-        </w:rPr>
-        <w:t xml:space="preserve">Backend Developer</w:t>
-      </w:r>
-      <w:r>
-        <w:rPr>
-          <w:rFonts w:ascii="Arial" w:hAnsi="Arial" w:eastAsia="Arial" w:cs="Arial"/>
-          <w:color w:val="444444"/>
-          <w:sz w:val="20"/>
-          <w:szCs w:val="20"/>
-        </w:rPr>
-        <w:t xml:space="preserve">  ·  </w:t>
-      </w:r>
-      <w:r>
-        <w:rPr>
-          <w:rFonts w:ascii="Arial" w:hAnsi="Arial" w:eastAsia="Arial" w:cs="Arial"/>
-          <w:b w:val="false"/>
-          <w:bCs w:val="false"/>
-          <w:color w:val="1A56DB"/>
-          <w:sz w:val="21"/>
-          <w:szCs w:val="21"/>
-        </w:rPr>
-        <w:t xml:space="preserve">Trabajo en Digital · Job Board Platform</w:t>
-      </w:r>
-      <w:r>
-        <w:rPr>
-          <w:rFonts w:ascii="Arial" w:hAnsi="Arial" w:eastAsia="Arial" w:cs="Arial"/>
-          <w:color w:val="444444"/>
-          <w:sz w:val="19"/>
-          <w:szCs w:val="19"/>
-        </w:rPr>
-        <w:t xml:space="preserve">	Mar 2024 – Sep 2024</w:t>
-      </w:r>
-    </w:p>
-    <w:p xmlns:wp14="http://schemas.microsoft.com/office/word/2010/wordml" wp14:textId="77777777">
-      <w:pPr>
-        <w:spacing w:before="0" w:after="60"/>
-      </w:pPr>
-      <w:r>
-        <w:rPr>
-          <w:rFonts w:ascii="Arial" w:hAnsi="Arial" w:eastAsia="Arial" w:cs="Arial"/>
-          <w:i w:val="1"/>
-          <w:iCs w:val="1"/>
-          <w:color w:val="444444"/>
-          <w:sz w:val="18"/>
-          <w:szCs w:val="18"/>
-          <w:lang w:val="en-US"/>
-        </w:rPr>
-        <w:t>tRPC · PostgreSQL · Node.js</w:t>
-      </w:r>
-    </w:p>
-    <w:p xmlns:wp14="http://schemas.microsoft.com/office/word/2010/wordml" wp14:textId="77777777">
-      <w:pPr>
-        <w:pStyle w:val="ListParagraph"/>
-        <w:numPr>
-          <w:ilvl w:val="0"/>
-          <w:numId w:val="2"/>
-        </w:numPr>
-        <w:spacing w:before="40" w:after="40"/>
-      </w:pPr>
-      <w:r>
-        <w:rPr>
-          <w:rFonts w:ascii="Arial" w:hAnsi="Arial" w:eastAsia="Arial" w:cs="Arial"/>
-          <w:color w:val="1A1A2E"/>
-          <w:sz w:val="20"/>
-          <w:szCs w:val="20"/>
-        </w:rPr>
-        <w:t xml:space="preserve">Designed and implemented endpoints, validations, and query optimizations; resolved critical bugs and reduced response times across key flows.</w:t>
-      </w:r>
-    </w:p>
-    <w:p xmlns:wp14="http://schemas.microsoft.com/office/word/2010/wordml" wp14:textId="77777777">
-      <w:pPr>
-        <w:pStyle w:val="ListParagraph"/>
-        <w:numPr>
-          <w:ilvl w:val="0"/>
-          <w:numId w:val="2"/>
-        </w:numPr>
-        <w:spacing w:before="40" w:after="40"/>
-        <w:rPr/>
-      </w:pPr>
-      <w:r>
-        <w:rPr>
-          <w:rFonts w:ascii="Arial" w:hAnsi="Arial" w:eastAsia="Arial" w:cs="Arial"/>
-          <w:color w:val="1A1A2E"/>
-          <w:sz w:val="20"/>
-          <w:szCs w:val="20"/>
-          <w:lang w:val="en-US"/>
-        </w:rPr>
-        <w:t>Created automated testing processes and database optimization scripts; contributed to backend stability for a platform handling job listings and applications.</w:t>
+        <w:t xml:space="preserve">Created automated testing processes and database optimization scripts to improve backend stability.</w:t>
       </w:r>
     </w:p>
     <w:p xmlns:wp14="http://schemas.microsoft.com/office/word/2010/wordml" wp14:textId="77777777">
